--- a/docs/00_thesis/chapters/05_第五章_模型方法.docx
+++ b/docs/00_thesis/chapters/05_第五章_模型方法.docx
@@ -180,138 +180,22 @@
         <w:rPr>
           <w:rFonts w:hint="eastAsia"/>
         </w:rPr>
-        <w:t xml:space="preserve">傳統統計方法具有明確的數學假設與高度可解釋性，適合作為基準模型。機器學習方法從樹狀模型的離散分割、核方法的連續決策邊界，到神經網路的多層非線性轉換，逐步提升模型的表達能力。符號回歸則嘗試從資料中演化出可解釋的數學公式，兼顧預測能力與可解釋性。以下依序介紹各類模型的原理、選用原因與實作設定。</w:t>
-      </w:r>
-    </w:p>
-    <w:bookmarkStart w:id="21" w:name="傳統統計方法"/>
-    <w:p>
-      <w:pPr>
-        <w:pStyle w:val="2"/>
-      </w:pPr>
-      <w:r>
-        <w:t xml:space="preserve">5.1 </w:t>
-      </w:r>
-      <w:r>
-        <w:rPr>
-          <w:rFonts w:hint="eastAsia"/>
-        </w:rPr>
-        <w:t xml:space="preserve">傳統統計方法</w:t>
-      </w:r>
-    </w:p>
-    <w:p>
-      <w:pPr>
-        <w:pStyle w:val="FirstParagraph"/>
-      </w:pPr>
-      <w:r>
-        <w:rPr>
-          <w:rFonts w:hint="eastAsia"/>
-        </w:rPr>
-        <w:t xml:space="preserve">傳統統計方法具有明確的數學形式與統計假設，模型參數可直接解讀其物理意義。本研究選用三種具代表性的線性分類方法：Logistic</w:t>
-      </w:r>
-      <w:r>
-        <w:t xml:space="preserve"> Regression </w:t>
-      </w:r>
-      <w:r>
-        <w:rPr>
-          <w:rFonts w:hint="eastAsia"/>
-        </w:rPr>
-        <w:t xml:space="preserve">為判別式模型，直接建模後驗機率；Naive</w:t>
-      </w:r>
-      <w:r>
-        <w:t xml:space="preserve"> Bayes </w:t>
-      </w:r>
-      <w:r>
-        <w:rPr>
-          <w:rFonts w:hint="eastAsia"/>
-        </w:rPr>
-        <w:t xml:space="preserve">為生成式模型，透過貝氏定理估計類別機率；Linear</w:t>
-      </w:r>
-      <w:r>
-        <w:t xml:space="preserve"> Discriminant Analysis </w:t>
-      </w:r>
-      <w:r>
-        <w:rPr>
-          <w:rFonts w:hint="eastAsia"/>
-        </w:rPr>
-        <w:t xml:space="preserve">則透過最大化類別間距進行分類。三者在理論上形成互補的比較基礎。</w:t>
-      </w:r>
-    </w:p>
-    <w:bookmarkStart w:id="18" w:name="logistic-regression-lr"/>
-    <w:p>
-      <w:pPr>
-        <w:pStyle w:val="3"/>
-      </w:pPr>
-      <w:r>
-        <w:t xml:space="preserve">5.1.1 Logistic Regression (LR)</w:t>
-      </w:r>
-    </w:p>
-    <w:p>
-      <w:pPr>
-        <w:pStyle w:val="FirstParagraph"/>
-      </w:pPr>
-      <w:r>
-        <w:t xml:space="preserve">Logistic </w:t>
-      </w:r>
-      <w:r>
-        <w:rPr>
-          <w:rFonts w:hint="eastAsia"/>
-        </w:rPr>
-        <w:t xml:space="preserve">Regression（邏輯斯迴歸）是疾病預測研究中最常用的基準模型，屬於判別式模型（Discriminative</w:t>
-      </w:r>
-      <w:r>
-        <w:t xml:space="preserve"> </w:t>
-      </w:r>
-      <w:r>
-        <w:rPr>
-          <w:rFonts w:hint="eastAsia"/>
-        </w:rPr>
-        <w:t xml:space="preserve">Model），直接建模特徵與類別之間的條件機率。根據</w:t>
-      </w:r>
-      <w:r>
-        <w:t xml:space="preserve"> Sun et al. (2017) </w:t>
-      </w:r>
-      <w:r>
-        <w:rPr>
-          <w:rFonts w:hint="eastAsia"/>
-        </w:rPr>
-        <w:t xml:space="preserve">的系統性回顧，在</w:t>
-      </w:r>
-      <w:r>
-        <w:t xml:space="preserve"> 26 </w:t>
-      </w:r>
-      <w:r>
-        <w:rPr>
-          <w:rFonts w:hint="eastAsia"/>
-        </w:rPr>
-        <w:t xml:space="preserve">篇高血壓預測研究所涵蓋的</w:t>
-      </w:r>
-      <w:r>
-        <w:t xml:space="preserve"> 48 </w:t>
-      </w:r>
-      <w:r>
-        <w:rPr>
-          <w:rFonts w:hint="eastAsia"/>
-        </w:rPr>
-        <w:t xml:space="preserve">個模型中，Logistic</w:t>
-      </w:r>
-      <w:r>
-        <w:t xml:space="preserve"> Regression </w:t>
-      </w:r>
-      <w:r>
-        <w:rPr>
-          <w:rFonts w:hint="eastAsia"/>
-        </w:rPr>
-        <w:t xml:space="preserve">佔</w:t>
-      </w:r>
-      <w:r>
-        <w:t xml:space="preserve"> 12 </w:t>
-      </w:r>
-      <w:r>
-        <w:rPr>
-          <w:rFonts w:hint="eastAsia"/>
-        </w:rPr>
-        <w:t xml:space="preserve">篇（25%）為最大宗，顯示其在疾病風險預測領域的主流地位。</w:t>
-      </w:r>
+        <w:t xml:space="preserve">傳統統計方法具有明確的數學假設與高度可解釋性，適合作為基準模型。機器學習方法從樹狀模型的離散分割、核方法的連續決策邊界，到神經網路的多層非線性轉換，逐步提升模型的表達能力。符號回歸則嘗試從資料中演化出可解釋的數學公式，兼顧預測能力與可解釋性。分類架構如圖</w:t>
+      </w:r>
+      <w:r>
+        <w:t xml:space="preserve"> 5-1 </w:t>
+      </w:r>
+      <w:r>
+        <w:rPr>
+          <w:rFonts w:hint="eastAsia"/>
+        </w:rPr>
+        <w:t xml:space="preserve">所示。</w:t>
+      </w:r>
+    </w:p>
+    <w:p>
+      <w:pPr>
+        <w:pStyle w:val="a0"/>
+      </w:pPr>
     </w:p>
     <w:p>
       <w:pPr>
@@ -323,6 +207,175 @@
           <w:b/>
           <w:bCs/>
         </w:rPr>
+        <w:t xml:space="preserve">圖</w:t>
+      </w:r>
+      <w:r>
+        <w:rPr>
+          <w:b/>
+          <w:bCs/>
+        </w:rPr>
+        <w:t xml:space="preserve"> 5-1 </w:t>
+      </w:r>
+      <w:r>
+        <w:rPr>
+          <w:rFonts w:hint="eastAsia"/>
+          <w:b/>
+          <w:bCs/>
+        </w:rPr>
+        <w:t xml:space="preserve">預測模型分類架構</w:t>
+      </w:r>
+    </w:p>
+    <w:p>
+      <w:pPr>
+        <w:pStyle w:val="a0"/>
+      </w:pPr>
+      <w:r>
+        <w:rPr>
+          <w:rFonts w:hint="eastAsia"/>
+        </w:rPr>
+        <w:t xml:space="preserve">以下依序介紹各類模型的原理、選用原因與實作設定。</w:t>
+      </w:r>
+    </w:p>
+    <w:bookmarkStart w:id="21" w:name="傳統統計方法"/>
+    <w:p>
+      <w:pPr>
+        <w:pStyle w:val="2"/>
+      </w:pPr>
+      <w:r>
+        <w:t xml:space="preserve">5.1 </w:t>
+      </w:r>
+      <w:r>
+        <w:rPr>
+          <w:rFonts w:hint="eastAsia"/>
+        </w:rPr>
+        <w:t xml:space="preserve">傳統統計方法</w:t>
+      </w:r>
+    </w:p>
+    <w:p>
+      <w:pPr>
+        <w:pStyle w:val="FirstParagraph"/>
+      </w:pPr>
+      <w:r>
+        <w:rPr>
+          <w:rFonts w:hint="eastAsia"/>
+        </w:rPr>
+        <w:t xml:space="preserve">傳統統計方法具有明確的數學形式與統計假設，模型參數可直接解讀其物理意義。本研究選用三種具代表性的線性分類方法：Logistic</w:t>
+      </w:r>
+      <w:r>
+        <w:t xml:space="preserve"> Regression </w:t>
+      </w:r>
+      <w:r>
+        <w:rPr>
+          <w:rFonts w:hint="eastAsia"/>
+        </w:rPr>
+        <w:t xml:space="preserve">為判別式模型，直接建模後驗機率；Naive</w:t>
+      </w:r>
+      <w:r>
+        <w:t xml:space="preserve"> Bayes </w:t>
+      </w:r>
+      <w:r>
+        <w:rPr>
+          <w:rFonts w:hint="eastAsia"/>
+        </w:rPr>
+        <w:t xml:space="preserve">為生成式模型，透過貝氏定理估計類別機率；Linear</w:t>
+      </w:r>
+      <w:r>
+        <w:t xml:space="preserve"> Discriminant Analysis </w:t>
+      </w:r>
+      <w:r>
+        <w:rPr>
+          <w:rFonts w:hint="eastAsia"/>
+        </w:rPr>
+        <w:t xml:space="preserve">則透過最大化類別間距進行分類。三者在理論上形成互補的比較基礎。</w:t>
+      </w:r>
+    </w:p>
+    <w:bookmarkStart w:id="18" w:name="logistic-regression-lr"/>
+    <w:p>
+      <w:pPr>
+        <w:pStyle w:val="3"/>
+      </w:pPr>
+      <w:r>
+        <w:t xml:space="preserve">5.1.1 Logistic Regression (LR)</w:t>
+      </w:r>
+    </w:p>
+    <w:p>
+      <w:pPr>
+        <w:pStyle w:val="FirstParagraph"/>
+      </w:pPr>
+      <w:r>
+        <w:t xml:space="preserve">Logistic </w:t>
+      </w:r>
+      <w:r>
+        <w:rPr>
+          <w:rFonts w:hint="eastAsia"/>
+        </w:rPr>
+        <w:t xml:space="preserve">Regression（邏輯斯迴歸）是疾病預測研究中最常用的基準模型，屬於判別式模型（Discriminative</w:t>
+      </w:r>
+      <w:r>
+        <w:t xml:space="preserve"> </w:t>
+      </w:r>
+      <w:r>
+        <w:rPr>
+          <w:rFonts w:hint="eastAsia"/>
+        </w:rPr>
+        <w:t xml:space="preserve">Model），直接建模特徵與類別之間的條件機率。根據</w:t>
+      </w:r>
+      <w:r>
+        <w:t xml:space="preserve"> Sun et al. [23] </w:t>
+      </w:r>
+      <w:r>
+        <w:rPr>
+          <w:rFonts w:hint="eastAsia"/>
+        </w:rPr>
+        <w:t xml:space="preserve">的系統性回顧，在</w:t>
+      </w:r>
+      <w:r>
+        <w:t xml:space="preserve"> 26 </w:t>
+      </w:r>
+      <w:r>
+        <w:rPr>
+          <w:rFonts w:hint="eastAsia"/>
+        </w:rPr>
+        <w:t xml:space="preserve">篇高血壓預測研究所涵蓋的</w:t>
+      </w:r>
+      <w:r>
+        <w:t xml:space="preserve"> 48 </w:t>
+      </w:r>
+      <w:r>
+        <w:rPr>
+          <w:rFonts w:hint="eastAsia"/>
+        </w:rPr>
+        <w:t xml:space="preserve">個模型中，Logistic</w:t>
+      </w:r>
+      <w:r>
+        <w:t xml:space="preserve"> Regression </w:t>
+      </w:r>
+      <w:r>
+        <w:rPr>
+          <w:rFonts w:hint="eastAsia"/>
+        </w:rPr>
+        <w:t xml:space="preserve">佔</w:t>
+      </w:r>
+      <w:r>
+        <w:t xml:space="preserve"> 12 </w:t>
+      </w:r>
+      <w:r>
+        <w:rPr>
+          <w:rFonts w:hint="eastAsia"/>
+        </w:rPr>
+        <w:t xml:space="preserve">篇（25%）為最大宗，顯示其在疾病風險預測領域的主流地位。</w:t>
+      </w:r>
+    </w:p>
+    <w:p>
+      <w:pPr>
+        <w:pStyle w:val="a0"/>
+      </w:pPr>
+      <w:r>
+        <w:rPr>
+          <w:rFonts w:hint="eastAsia"/>
+          <w:b/>
+          <w:bCs/>
+        </w:rPr>
         <w:t xml:space="preserve">模型形式</w:t>
       </w:r>
       <w:r>
@@ -364,148 +417,89 @@
         <w:t xml:space="preserve">區間，輸出疾病發生的機率：</w:t>
       </w:r>
     </w:p>
-    <w:p>
-      <w:pPr>
-        <w:pStyle w:val="a0"/>
-      </w:pPr>
-      <m:oMathPara>
-        <m:oMathParaPr>
-          <m:jc m:val="center"/>
-        </m:oMathParaPr>
-        <m:oMath>
-          <m:r>
-            <m:t>P</m:t>
-          </m:r>
-          <m:r>
-            <m:rPr>
-              <m:sty m:val="p"/>
-            </m:rPr>
-            <m:t>(</m:t>
-          </m:r>
-          <m:r>
-            <m:t>Y</m:t>
-          </m:r>
-          <m:r>
-            <m:rPr>
-              <m:sty m:val="p"/>
-            </m:rPr>
-            <m:t>=</m:t>
-          </m:r>
-          <m:r>
-            <m:t>1</m:t>
-          </m:r>
-          <m:r>
-            <m:rPr>
-              <m:sty m:val="p"/>
-            </m:rPr>
-            <m:t>|</m:t>
-          </m:r>
-          <m:r>
-            <m:t>X</m:t>
-          </m:r>
-          <m:r>
-            <m:rPr>
-              <m:sty m:val="p"/>
-            </m:rPr>
-            <m:t>)</m:t>
-          </m:r>
-          <m:r>
-            <m:rPr>
-              <m:sty m:val="p"/>
-            </m:rPr>
-            <m:t>=</m:t>
-          </m:r>
-          <m:f>
-            <m:fPr>
-              <m:type m:val="bar"/>
-            </m:fPr>
-            <m:num>
-              <m:r>
-                <m:t>1</m:t>
-              </m:r>
-            </m:num>
-            <m:den>
-              <m:r>
-                <m:t>1</m:t>
+    <w:tbl>
+      <w:tblPr>
+        <w:tblStyle w:val="Table"/>
+        <w:tblW w:type="pct" w:w="5000"/>
+        <w:tblLayout w:type="fixed"/>
+        <w:tblLook w:firstRow="0" w:lastRow="0" w:firstColumn="0" w:lastColumn="0" w:noHBand="0" w:noVBand="0" w:val="0000"/>
+      </w:tblPr>
+      <w:tblGrid>
+        <w:gridCol w:w="1980"/>
+        <w:gridCol w:w="3300"/>
+        <w:gridCol w:w="2640"/>
+      </w:tblGrid>
+      <w:tr>
+        <w:tc>
+          <w:tcPr/>
+          <w:p>
+            <w:pPr>
+              <w:pStyle w:val="Compact"/>
+            </w:pPr>
+          </w:p>
+        </w:tc>
+        <w:tc>
+          <w:tcPr/>
+          <w:p>
+            <w:pPr>
+              <w:pStyle w:val="Compact"/>
+              <w:jc w:val="center"/>
+            </w:pPr>
+            <m:oMath>
+              <m:r>
+                <m:t>P</m:t>
               </m:r>
               <m:r>
                 <m:rPr>
                   <m:sty m:val="p"/>
                 </m:rPr>
-                <m:t>+</m:t>
-              </m:r>
-              <m:sSup>
-                <m:e>
+                <m:t>(</m:t>
+              </m:r>
+              <m:r>
+                <m:t>Y</m:t>
+              </m:r>
+              <m:r>
+                <m:rPr>
+                  <m:sty m:val="p"/>
+                </m:rPr>
+                <m:t>=</m:t>
+              </m:r>
+              <m:r>
+                <m:t>1</m:t>
+              </m:r>
+              <m:r>
+                <m:rPr>
+                  <m:sty m:val="p"/>
+                </m:rPr>
+                <m:t>|</m:t>
+              </m:r>
+              <m:r>
+                <m:t>X</m:t>
+              </m:r>
+              <m:r>
+                <m:rPr>
+                  <m:sty m:val="p"/>
+                </m:rPr>
+                <m:t>)</m:t>
+              </m:r>
+              <m:r>
+                <m:rPr>
+                  <m:sty m:val="p"/>
+                </m:rPr>
+                <m:t>=</m:t>
+              </m:r>
+              <m:f>
+                <m:fPr>
+                  <m:type m:val="bar"/>
+                </m:fPr>
+                <m:num>
                   <m:r>
-                    <m:t>e</m:t>
+                    <m:t>1</m:t>
                   </m:r>
-                </m:e>
-                <m:sup>
+                </m:num>
+                <m:den>
                   <m:r>
-                    <m:rPr>
-                      <m:sty m:val="p"/>
-                    </m:rPr>
-                    <m:t>−</m:t>
-                  </m:r>
-                  <m:r>
-                    <m:rPr>
-                      <m:sty m:val="p"/>
-                    </m:rPr>
-                    <m:t>(</m:t>
-                  </m:r>
-                  <m:sSub>
-                    <m:e>
-                      <m:r>
-                        <m:t>β</m:t>
-                      </m:r>
-                    </m:e>
-                    <m:sub>
-                      <m:r>
-                        <m:t>0</m:t>
-                      </m:r>
-                    </m:sub>
-                  </m:sSub>
-                  <m:r>
-                    <m:rPr>
-                      <m:sty m:val="p"/>
-                    </m:rPr>
-                    <m:t>+</m:t>
-                  </m:r>
-                  <m:sSub>
-                    <m:e>
-                      <m:r>
-                        <m:t>β</m:t>
-                      </m:r>
-                    </m:e>
-                    <m:sub>
-                      <m:r>
-                        <m:t>1</m:t>
-                      </m:r>
-                    </m:sub>
-                  </m:sSub>
-                  <m:sSub>
-                    <m:e>
-                      <m:r>
-                        <m:t>X</m:t>
-                      </m:r>
-                    </m:e>
-                    <m:sub>
-                      <m:r>
-                        <m:t>1</m:t>
-                      </m:r>
-                    </m:sub>
-                  </m:sSub>
-                  <m:r>
-                    <m:rPr>
-                      <m:sty m:val="p"/>
-                    </m:rPr>
-                    <m:t>+</m:t>
-                  </m:r>
-                  <m:r>
-                    <m:rPr>
-                      <m:sty m:val="p"/>
-                    </m:rPr>
-                    <m:t>⋯</m:t>
+                    <m:t>1</m:t>
                   </m:r>
                   <m:r>
                     <m:rPr>
@@ -513,46 +507,139 @@
                     </m:rPr>
                     <m:t>+</m:t>
                   </m:r>
-                  <m:sSub>
+                  <m:sSup>
                     <m:e>
                       <m:r>
-                        <m:t>β</m:t>
+                        <m:t>e</m:t>
                       </m:r>
                     </m:e>
-                    <m:sub>
+                    <m:sup>
                       <m:r>
-                        <m:t>n</m:t>
+                        <m:rPr>
+                          <m:sty m:val="p"/>
+                        </m:rPr>
+                        <m:t>−</m:t>
                       </m:r>
-                    </m:sub>
-                  </m:sSub>
-                  <m:sSub>
-                    <m:e>
                       <m:r>
-                        <m:t>X</m:t>
+                        <m:rPr>
+                          <m:sty m:val="p"/>
+                        </m:rPr>
+                        <m:t>(</m:t>
                       </m:r>
-                    </m:e>
-                    <m:sub>
+                      <m:sSub>
+                        <m:e>
+                          <m:r>
+                            <m:t>β</m:t>
+                          </m:r>
+                        </m:e>
+                        <m:sub>
+                          <m:r>
+                            <m:t>0</m:t>
+                          </m:r>
+                        </m:sub>
+                      </m:sSub>
                       <m:r>
-                        <m:t>n</m:t>
+                        <m:rPr>
+                          <m:sty m:val="p"/>
+                        </m:rPr>
+                        <m:t>+</m:t>
                       </m:r>
-                    </m:sub>
-                  </m:sSub>
-                  <m:r>
-                    <m:rPr>
-                      <m:sty m:val="p"/>
-                    </m:rPr>
-                    <m:t>)</m:t>
-                  </m:r>
-                </m:sup>
-              </m:sSup>
-            </m:den>
-          </m:f>
-        </m:oMath>
-      </m:oMathPara>
-    </w:p>
-    <w:p>
-      <w:pPr>
-        <w:pStyle w:val="FirstParagraph"/>
+                      <m:sSub>
+                        <m:e>
+                          <m:r>
+                            <m:t>β</m:t>
+                          </m:r>
+                        </m:e>
+                        <m:sub>
+                          <m:r>
+                            <m:t>1</m:t>
+                          </m:r>
+                        </m:sub>
+                      </m:sSub>
+                      <m:sSub>
+                        <m:e>
+                          <m:r>
+                            <m:t>X</m:t>
+                          </m:r>
+                        </m:e>
+                        <m:sub>
+                          <m:r>
+                            <m:t>1</m:t>
+                          </m:r>
+                        </m:sub>
+                      </m:sSub>
+                      <m:r>
+                        <m:rPr>
+                          <m:sty m:val="p"/>
+                        </m:rPr>
+                        <m:t>+</m:t>
+                      </m:r>
+                      <m:r>
+                        <m:rPr>
+                          <m:sty m:val="p"/>
+                        </m:rPr>
+                        <m:t>⋯</m:t>
+                      </m:r>
+                      <m:r>
+                        <m:rPr>
+                          <m:sty m:val="p"/>
+                        </m:rPr>
+                        <m:t>+</m:t>
+                      </m:r>
+                      <m:sSub>
+                        <m:e>
+                          <m:r>
+                            <m:t>β</m:t>
+                          </m:r>
+                        </m:e>
+                        <m:sub>
+                          <m:r>
+                            <m:t>n</m:t>
+                          </m:r>
+                        </m:sub>
+                      </m:sSub>
+                      <m:sSub>
+                        <m:e>
+                          <m:r>
+                            <m:t>X</m:t>
+                          </m:r>
+                        </m:e>
+                        <m:sub>
+                          <m:r>
+                            <m:t>n</m:t>
+                          </m:r>
+                        </m:sub>
+                      </m:sSub>
+                      <m:r>
+                        <m:rPr>
+                          <m:sty m:val="p"/>
+                        </m:rPr>
+                        <m:t>)</m:t>
+                      </m:r>
+                    </m:sup>
+                  </m:sSup>
+                </m:den>
+              </m:f>
+            </m:oMath>
+          </w:p>
+        </w:tc>
+        <w:tc>
+          <w:tcPr/>
+          <w:p>
+            <w:pPr>
+              <w:pStyle w:val="Compact"/>
+              <w:jc w:val="right"/>
+            </w:pPr>
+            <w:r>
+              <w:t xml:space="preserve">(5-1)</w:t>
+            </w:r>
+          </w:p>
+        </w:tc>
+      </w:tr>
+    </w:tbl>
+    <w:p>
+      <w:pPr>
+        <w:pStyle w:val="a0"/>
       </w:pPr>
       <w:r>
         <w:rPr>
@@ -665,7 +752,7 @@
         <w:t xml:space="preserve">在</w:t>
       </w:r>
       <w:r>
-        <w:t xml:space="preserve"> Sun et al. (2017) </w:t>
+        <w:t xml:space="preserve"> Sun et al. [23] </w:t>
       </w:r>
       <w:r>
         <w:rPr>
@@ -976,62 +1063,34 @@
         <w:t xml:space="preserve">基於貝氏定理進行分類：</w:t>
       </w:r>
     </w:p>
-    <w:p>
-      <w:pPr>
-        <w:pStyle w:val="a0"/>
-      </w:pPr>
-      <m:oMathPara>
-        <m:oMathParaPr>
-          <m:jc m:val="center"/>
-        </m:oMathParaPr>
-        <m:oMath>
-          <m:r>
-            <m:t>P</m:t>
-          </m:r>
-          <m:r>
-            <m:rPr>
-              <m:sty m:val="p"/>
-            </m:rPr>
-            <m:t>(</m:t>
-          </m:r>
-          <m:r>
-            <m:t>Y</m:t>
-          </m:r>
-          <m:r>
-            <m:rPr>
-              <m:sty m:val="p"/>
-            </m:rPr>
-            <m:t>=</m:t>
-          </m:r>
-          <m:r>
-            <m:t>k</m:t>
-          </m:r>
-          <m:r>
-            <m:rPr>
-              <m:sty m:val="p"/>
-            </m:rPr>
-            <m:t>|</m:t>
-          </m:r>
-          <m:r>
-            <m:t>X</m:t>
-          </m:r>
-          <m:r>
-            <m:rPr>
-              <m:sty m:val="p"/>
-            </m:rPr>
-            <m:t>)</m:t>
-          </m:r>
-          <m:r>
-            <m:rPr>
-              <m:sty m:val="p"/>
-            </m:rPr>
-            <m:t>=</m:t>
-          </m:r>
-          <m:f>
-            <m:fPr>
-              <m:type m:val="bar"/>
-            </m:fPr>
-            <m:num>
+    <w:tbl>
+      <w:tblPr>
+        <w:tblStyle w:val="Table"/>
+        <w:tblW w:type="auto" w:w="0"/>
+        <w:tblLook w:firstRow="0" w:lastRow="0" w:firstColumn="0" w:lastColumn="0" w:noHBand="0" w:noVBand="0" w:val="0000"/>
+      </w:tblPr>
+      <w:tblGrid>
+        <w:gridCol w:w="2640"/>
+        <w:gridCol w:w="2640"/>
+        <w:gridCol w:w="2640"/>
+      </w:tblGrid>
+      <w:tr>
+        <w:tc>
+          <w:tcPr/>
+          <w:p>
+            <w:pPr>
+              <w:pStyle w:val="Compact"/>
+            </w:pPr>
+          </w:p>
+        </w:tc>
+        <w:tc>
+          <w:tcPr/>
+          <w:p>
+            <w:pPr>
+              <w:pStyle w:val="Compact"/>
+              <w:jc w:val="center"/>
+            </w:pPr>
+            <m:oMath>
               <m:r>
                 <m:t>P</m:t>
               </m:r>
@@ -1042,7 +1101,16 @@
                 <m:t>(</m:t>
               </m:r>
               <m:r>
-                <m:t>X</m:t>
+                <m:t>Y</m:t>
+              </m:r>
+              <m:r>
+                <m:rPr>
+                  <m:sty m:val="p"/>
+                </m:rPr>
+                <m:t>=</m:t>
+              </m:r>
+              <m:r>
+                <m:t>k</m:t>
               </m:r>
               <m:r>
                 <m:rPr>
@@ -1051,365 +1119,19 @@
                 <m:t>|</m:t>
               </m:r>
               <m:r>
-                <m:t>Y</m:t>
+                <m:t>X</m:t>
+              </m:r>
+              <m:r>
+                <m:rPr>
+                  <m:sty m:val="p"/>
+                </m:rPr>
+                <m:t>)</m:t>
               </m:r>
               <m:r>
                 <m:rPr>
                   <m:sty m:val="p"/>
                 </m:rPr>
                 <m:t>=</m:t>
-              </m:r>
-              <m:r>
-                <m:t>k</m:t>
-              </m:r>
-              <m:r>
-                <m:rPr>
-                  <m:sty m:val="p"/>
-                </m:rPr>
-                <m:t>)</m:t>
-              </m:r>
-              <m:r>
-                <m:rPr>
-                  <m:sty m:val="p"/>
-                </m:rPr>
-                <m:t>⋅</m:t>
-              </m:r>
-              <m:r>
-                <m:t>P</m:t>
-              </m:r>
-              <m:r>
-                <m:rPr>
-                  <m:sty m:val="p"/>
-                </m:rPr>
-                <m:t>(</m:t>
-              </m:r>
-              <m:r>
-                <m:t>Y</m:t>
-              </m:r>
-              <m:r>
-                <m:rPr>
-                  <m:sty m:val="p"/>
-                </m:rPr>
-                <m:t>=</m:t>
-              </m:r>
-              <m:r>
-                <m:t>k</m:t>
-              </m:r>
-              <m:r>
-                <m:rPr>
-                  <m:sty m:val="p"/>
-                </m:rPr>
-                <m:t>)</m:t>
-              </m:r>
-            </m:num>
-            <m:den>
-              <m:r>
-                <m:t>P</m:t>
-              </m:r>
-              <m:r>
-                <m:rPr>
-                  <m:sty m:val="p"/>
-                </m:rPr>
-                <m:t>(</m:t>
-              </m:r>
-              <m:r>
-                <m:t>X</m:t>
-              </m:r>
-              <m:r>
-                <m:rPr>
-                  <m:sty m:val="p"/>
-                </m:rPr>
-                <m:t>)</m:t>
-              </m:r>
-            </m:den>
-          </m:f>
-        </m:oMath>
-      </m:oMathPara>
-    </w:p>
-    <w:p>
-      <w:pPr>
-        <w:pStyle w:val="FirstParagraph"/>
-      </w:pPr>
-      <w:r>
-        <w:rPr>
-          <w:rFonts w:hint="eastAsia"/>
-        </w:rPr>
-        <w:t xml:space="preserve">其核心假設為各特徵在給定類別下條件獨立，即：</w:t>
-      </w:r>
-    </w:p>
-    <w:p>
-      <w:pPr>
-        <w:pStyle w:val="a0"/>
-      </w:pPr>
-      <m:oMathPara>
-        <m:oMathParaPr>
-          <m:jc m:val="center"/>
-        </m:oMathParaPr>
-        <m:oMath>
-          <m:r>
-            <m:t>P</m:t>
-          </m:r>
-          <m:r>
-            <m:rPr>
-              <m:sty m:val="p"/>
-            </m:rPr>
-            <m:t>(</m:t>
-          </m:r>
-          <m:r>
-            <m:t>X</m:t>
-          </m:r>
-          <m:r>
-            <m:rPr>
-              <m:sty m:val="p"/>
-            </m:rPr>
-            <m:t>|</m:t>
-          </m:r>
-          <m:r>
-            <m:t>Y</m:t>
-          </m:r>
-          <m:r>
-            <m:rPr>
-              <m:sty m:val="p"/>
-            </m:rPr>
-            <m:t>=</m:t>
-          </m:r>
-          <m:r>
-            <m:t>k</m:t>
-          </m:r>
-          <m:r>
-            <m:rPr>
-              <m:sty m:val="p"/>
-            </m:rPr>
-            <m:t>)</m:t>
-          </m:r>
-          <m:r>
-            <m:rPr>
-              <m:sty m:val="p"/>
-            </m:rPr>
-            <m:t>=</m:t>
-          </m:r>
-          <m:nary>
-            <m:naryPr>
-              <m:chr m:val="∏"/>
-              <m:limLoc m:val="undOvr"/>
-              <m:subHide m:val="off"/>
-              <m:supHide m:val="off"/>
-            </m:naryPr>
-            <m:sub>
-              <m:r>
-                <m:t>j</m:t>
-              </m:r>
-              <m:r>
-                <m:rPr>
-                  <m:sty m:val="p"/>
-                </m:rPr>
-                <m:t>=</m:t>
-              </m:r>
-              <m:r>
-                <m:t>1</m:t>
-              </m:r>
-            </m:sub>
-            <m:sup>
-              <m:r>
-                <m:t>n</m:t>
-              </m:r>
-            </m:sup>
-            <m:e>
-              <m:r>
-                <m:t>P</m:t>
-              </m:r>
-            </m:e>
-          </m:nary>
-          <m:r>
-            <m:rPr>
-              <m:sty m:val="p"/>
-            </m:rPr>
-            <m:t>(</m:t>
-          </m:r>
-          <m:sSub>
-            <m:e>
-              <m:r>
-                <m:t>X</m:t>
-              </m:r>
-            </m:e>
-            <m:sub>
-              <m:r>
-                <m:t>j</m:t>
-              </m:r>
-            </m:sub>
-          </m:sSub>
-          <m:r>
-            <m:rPr>
-              <m:sty m:val="p"/>
-            </m:rPr>
-            <m:t>|</m:t>
-          </m:r>
-          <m:r>
-            <m:t>Y</m:t>
-          </m:r>
-          <m:r>
-            <m:rPr>
-              <m:sty m:val="p"/>
-            </m:rPr>
-            <m:t>=</m:t>
-          </m:r>
-          <m:r>
-            <m:t>k</m:t>
-          </m:r>
-          <m:r>
-            <m:rPr>
-              <m:sty m:val="p"/>
-            </m:rPr>
-            <m:t>)</m:t>
-          </m:r>
-        </m:oMath>
-      </m:oMathPara>
-    </w:p>
-    <w:p>
-      <w:pPr>
-        <w:pStyle w:val="FirstParagraph"/>
-      </w:pPr>
-      <w:r>
-        <w:rPr>
-          <w:rFonts w:hint="eastAsia"/>
-        </w:rPr>
-        <w:t xml:space="preserve">本研究使用</w:t>
-      </w:r>
-      <w:r>
-        <w:t xml:space="preserve"> Gaussian Naive </w:t>
-      </w:r>
-      <w:r>
-        <w:rPr>
-          <w:rFonts w:hint="eastAsia"/>
-        </w:rPr>
-        <w:t xml:space="preserve">Bayes，假設連續特徵在各類別下服從常態分佈：</w:t>
-      </w:r>
-    </w:p>
-    <w:p>
-      <w:pPr>
-        <w:pStyle w:val="a0"/>
-      </w:pPr>
-      <m:oMathPara>
-        <m:oMathParaPr>
-          <m:jc m:val="center"/>
-        </m:oMathParaPr>
-        <m:oMath>
-          <m:r>
-            <m:t>P</m:t>
-          </m:r>
-          <m:r>
-            <m:rPr>
-              <m:sty m:val="p"/>
-            </m:rPr>
-            <m:t>(</m:t>
-          </m:r>
-          <m:sSub>
-            <m:e>
-              <m:r>
-                <m:t>X</m:t>
-              </m:r>
-            </m:e>
-            <m:sub>
-              <m:r>
-                <m:t>j</m:t>
-              </m:r>
-            </m:sub>
-          </m:sSub>
-          <m:r>
-            <m:rPr>
-              <m:sty m:val="p"/>
-            </m:rPr>
-            <m:t>|</m:t>
-          </m:r>
-          <m:r>
-            <m:t>Y</m:t>
-          </m:r>
-          <m:r>
-            <m:rPr>
-              <m:sty m:val="p"/>
-            </m:rPr>
-            <m:t>=</m:t>
-          </m:r>
-          <m:r>
-            <m:t>k</m:t>
-          </m:r>
-          <m:r>
-            <m:rPr>
-              <m:sty m:val="p"/>
-            </m:rPr>
-            <m:t>)</m:t>
-          </m:r>
-          <m:r>
-            <m:rPr>
-              <m:sty m:val="p"/>
-            </m:rPr>
-            <m:t>=</m:t>
-          </m:r>
-          <m:f>
-            <m:fPr>
-              <m:type m:val="bar"/>
-            </m:fPr>
-            <m:num>
-              <m:r>
-                <m:t>1</m:t>
-              </m:r>
-            </m:num>
-            <m:den>
-              <m:rad>
-                <m:radPr>
-                  <m:degHide m:val="on"/>
-                </m:radPr>
-                <m:deg/>
-                <m:e>
-                  <m:r>
-                    <m:t>2</m:t>
-                  </m:r>
-                  <m:r>
-                    <m:t>π</m:t>
-                  </m:r>
-                  <m:sSubSup>
-                    <m:e>
-                      <m:r>
-                        <m:t>σ</m:t>
-                      </m:r>
-                    </m:e>
-                    <m:sub>
-                      <m:r>
-                        <m:t>j</m:t>
-                      </m:r>
-                      <m:r>
-                        <m:t>k</m:t>
-                      </m:r>
-                    </m:sub>
-                    <m:sup>
-                      <m:r>
-                        <m:t>2</m:t>
-                      </m:r>
-                    </m:sup>
-                  </m:sSubSup>
-                </m:e>
-              </m:rad>
-            </m:den>
-          </m:f>
-          <m:r>
-            <m:rPr>
-              <m:sty m:val="p"/>
-            </m:rPr>
-            <m:t>exp</m:t>
-          </m:r>
-          <m:d>
-            <m:dPr>
-              <m:begChr m:val="("/>
-              <m:sepChr m:val=""/>
-              <m:endChr m:val=")"/>
-              <m:grow/>
-            </m:dPr>
-            <m:e>
-              <m:r>
-                <m:rPr>
-                  <m:sty m:val="p"/>
-                </m:rPr>
-                <m:t>−</m:t>
               </m:r>
               <m:f>
                 <m:fPr>
@@ -1417,94 +1139,559 @@
                 </m:fPr>
                 <m:num>
                   <m:r>
+                    <m:t>P</m:t>
+                  </m:r>
+                  <m:r>
                     <m:rPr>
                       <m:sty m:val="p"/>
                     </m:rPr>
                     <m:t>(</m:t>
                   </m:r>
-                  <m:sSub>
+                  <m:r>
+                    <m:t>X</m:t>
+                  </m:r>
+                  <m:r>
+                    <m:rPr>
+                      <m:sty m:val="p"/>
+                    </m:rPr>
+                    <m:t>|</m:t>
+                  </m:r>
+                  <m:r>
+                    <m:t>Y</m:t>
+                  </m:r>
+                  <m:r>
+                    <m:rPr>
+                      <m:sty m:val="p"/>
+                    </m:rPr>
+                    <m:t>=</m:t>
+                  </m:r>
+                  <m:r>
+                    <m:t>k</m:t>
+                  </m:r>
+                  <m:r>
+                    <m:rPr>
+                      <m:sty m:val="p"/>
+                    </m:rPr>
+                    <m:t>)</m:t>
+                  </m:r>
+                  <m:r>
+                    <m:rPr>
+                      <m:sty m:val="p"/>
+                    </m:rPr>
+                    <m:t>⋅</m:t>
+                  </m:r>
+                  <m:r>
+                    <m:t>P</m:t>
+                  </m:r>
+                  <m:r>
+                    <m:rPr>
+                      <m:sty m:val="p"/>
+                    </m:rPr>
+                    <m:t>(</m:t>
+                  </m:r>
+                  <m:r>
+                    <m:t>Y</m:t>
+                  </m:r>
+                  <m:r>
+                    <m:rPr>
+                      <m:sty m:val="p"/>
+                    </m:rPr>
+                    <m:t>=</m:t>
+                  </m:r>
+                  <m:r>
+                    <m:t>k</m:t>
+                  </m:r>
+                  <m:r>
+                    <m:rPr>
+                      <m:sty m:val="p"/>
+                    </m:rPr>
+                    <m:t>)</m:t>
+                  </m:r>
+                </m:num>
+                <m:den>
+                  <m:r>
+                    <m:t>P</m:t>
+                  </m:r>
+                  <m:r>
+                    <m:rPr>
+                      <m:sty m:val="p"/>
+                    </m:rPr>
+                    <m:t>(</m:t>
+                  </m:r>
+                  <m:r>
+                    <m:t>X</m:t>
+                  </m:r>
+                  <m:r>
+                    <m:rPr>
+                      <m:sty m:val="p"/>
+                    </m:rPr>
+                    <m:t>)</m:t>
+                  </m:r>
+                </m:den>
+              </m:f>
+            </m:oMath>
+          </w:p>
+        </w:tc>
+        <w:tc>
+          <w:tcPr/>
+          <w:p>
+            <w:pPr>
+              <w:pStyle w:val="Compact"/>
+              <w:jc w:val="right"/>
+            </w:pPr>
+            <w:r>
+              <w:t xml:space="preserve">(5-2)</w:t>
+            </w:r>
+          </w:p>
+        </w:tc>
+      </w:tr>
+    </w:tbl>
+    <w:p>
+      <w:pPr>
+        <w:pStyle w:val="a0"/>
+      </w:pPr>
+      <w:r>
+        <w:rPr>
+          <w:rFonts w:hint="eastAsia"/>
+        </w:rPr>
+        <w:t xml:space="preserve">其核心假設為各特徵在給定類別下條件獨立，即：</w:t>
+      </w:r>
+    </w:p>
+    <w:tbl>
+      <w:tblPr>
+        <w:tblStyle w:val="Table"/>
+        <w:tblW w:type="auto" w:w="0"/>
+        <w:tblLook w:firstRow="0" w:lastRow="0" w:firstColumn="0" w:lastColumn="0" w:noHBand="0" w:noVBand="0" w:val="0000"/>
+      </w:tblPr>
+      <w:tblGrid>
+        <w:gridCol w:w="2640"/>
+        <w:gridCol w:w="2640"/>
+        <w:gridCol w:w="2640"/>
+      </w:tblGrid>
+      <w:tr>
+        <w:tc>
+          <w:tcPr/>
+          <w:p>
+            <w:pPr>
+              <w:pStyle w:val="Compact"/>
+            </w:pPr>
+          </w:p>
+        </w:tc>
+        <w:tc>
+          <w:tcPr/>
+          <w:p>
+            <w:pPr>
+              <w:pStyle w:val="Compact"/>
+              <w:jc w:val="center"/>
+            </w:pPr>
+            <m:oMath>
+              <m:r>
+                <m:t>P</m:t>
+              </m:r>
+              <m:r>
+                <m:rPr>
+                  <m:sty m:val="p"/>
+                </m:rPr>
+                <m:t>(</m:t>
+              </m:r>
+              <m:r>
+                <m:t>X</m:t>
+              </m:r>
+              <m:r>
+                <m:rPr>
+                  <m:sty m:val="p"/>
+                </m:rPr>
+                <m:t>|</m:t>
+              </m:r>
+              <m:r>
+                <m:t>Y</m:t>
+              </m:r>
+              <m:r>
+                <m:rPr>
+                  <m:sty m:val="p"/>
+                </m:rPr>
+                <m:t>=</m:t>
+              </m:r>
+              <m:r>
+                <m:t>k</m:t>
+              </m:r>
+              <m:r>
+                <m:rPr>
+                  <m:sty m:val="p"/>
+                </m:rPr>
+                <m:t>)</m:t>
+              </m:r>
+              <m:r>
+                <m:rPr>
+                  <m:sty m:val="p"/>
+                </m:rPr>
+                <m:t>=</m:t>
+              </m:r>
+              <m:nary>
+                <m:naryPr>
+                  <m:chr m:val="∏"/>
+                  <m:limLoc m:val="undOvr"/>
+                  <m:subHide m:val="off"/>
+                  <m:supHide m:val="off"/>
+                </m:naryPr>
+                <m:sub>
+                  <m:r>
+                    <m:t>j</m:t>
+                  </m:r>
+                  <m:r>
+                    <m:rPr>
+                      <m:sty m:val="p"/>
+                    </m:rPr>
+                    <m:t>=</m:t>
+                  </m:r>
+                  <m:r>
+                    <m:t>1</m:t>
+                  </m:r>
+                </m:sub>
+                <m:sup>
+                  <m:r>
+                    <m:t>n</m:t>
+                  </m:r>
+                </m:sup>
+                <m:e>
+                  <m:r>
+                    <m:t>P</m:t>
+                  </m:r>
+                </m:e>
+              </m:nary>
+              <m:r>
+                <m:rPr>
+                  <m:sty m:val="p"/>
+                </m:rPr>
+                <m:t>(</m:t>
+              </m:r>
+              <m:sSub>
+                <m:e>
+                  <m:r>
+                    <m:t>X</m:t>
+                  </m:r>
+                </m:e>
+                <m:sub>
+                  <m:r>
+                    <m:t>j</m:t>
+                  </m:r>
+                </m:sub>
+              </m:sSub>
+              <m:r>
+                <m:rPr>
+                  <m:sty m:val="p"/>
+                </m:rPr>
+                <m:t>|</m:t>
+              </m:r>
+              <m:r>
+                <m:t>Y</m:t>
+              </m:r>
+              <m:r>
+                <m:rPr>
+                  <m:sty m:val="p"/>
+                </m:rPr>
+                <m:t>=</m:t>
+              </m:r>
+              <m:r>
+                <m:t>k</m:t>
+              </m:r>
+              <m:r>
+                <m:rPr>
+                  <m:sty m:val="p"/>
+                </m:rPr>
+                <m:t>)</m:t>
+              </m:r>
+            </m:oMath>
+          </w:p>
+        </w:tc>
+        <w:tc>
+          <w:tcPr/>
+          <w:p>
+            <w:pPr>
+              <w:pStyle w:val="Compact"/>
+              <w:jc w:val="right"/>
+            </w:pPr>
+            <w:r>
+              <w:t xml:space="preserve">(5-3)</w:t>
+            </w:r>
+          </w:p>
+        </w:tc>
+      </w:tr>
+    </w:tbl>
+    <w:p>
+      <w:pPr>
+        <w:pStyle w:val="a0"/>
+      </w:pPr>
+      <w:r>
+        <w:rPr>
+          <w:rFonts w:hint="eastAsia"/>
+        </w:rPr>
+        <w:t xml:space="preserve">本研究使用</w:t>
+      </w:r>
+      <w:r>
+        <w:t xml:space="preserve"> Gaussian Naive </w:t>
+      </w:r>
+      <w:r>
+        <w:rPr>
+          <w:rFonts w:hint="eastAsia"/>
+        </w:rPr>
+        <w:t xml:space="preserve">Bayes，假設連續特徵在各類別下服從常態分佈：</w:t>
+      </w:r>
+    </w:p>
+    <w:tbl>
+      <w:tblPr>
+        <w:tblStyle w:val="Table"/>
+        <w:tblW w:type="pct" w:w="5000"/>
+        <w:tblLayout w:type="fixed"/>
+        <w:tblLook w:firstRow="0" w:lastRow="0" w:firstColumn="0" w:lastColumn="0" w:noHBand="0" w:noVBand="0" w:val="0000"/>
+      </w:tblPr>
+      <w:tblGrid>
+        <w:gridCol w:w="1980"/>
+        <w:gridCol w:w="3300"/>
+        <w:gridCol w:w="2640"/>
+      </w:tblGrid>
+      <w:tr>
+        <w:tc>
+          <w:tcPr/>
+          <w:p>
+            <w:pPr>
+              <w:pStyle w:val="Compact"/>
+            </w:pPr>
+          </w:p>
+        </w:tc>
+        <w:tc>
+          <w:tcPr/>
+          <w:p>
+            <w:pPr>
+              <w:pStyle w:val="Compact"/>
+              <w:jc w:val="center"/>
+            </w:pPr>
+            <m:oMath>
+              <m:r>
+                <m:t>P</m:t>
+              </m:r>
+              <m:r>
+                <m:rPr>
+                  <m:sty m:val="p"/>
+                </m:rPr>
+                <m:t>(</m:t>
+              </m:r>
+              <m:sSub>
+                <m:e>
+                  <m:r>
+                    <m:t>X</m:t>
+                  </m:r>
+                </m:e>
+                <m:sub>
+                  <m:r>
+                    <m:t>j</m:t>
+                  </m:r>
+                </m:sub>
+              </m:sSub>
+              <m:r>
+                <m:rPr>
+                  <m:sty m:val="p"/>
+                </m:rPr>
+                <m:t>|</m:t>
+              </m:r>
+              <m:r>
+                <m:t>Y</m:t>
+              </m:r>
+              <m:r>
+                <m:rPr>
+                  <m:sty m:val="p"/>
+                </m:rPr>
+                <m:t>=</m:t>
+              </m:r>
+              <m:r>
+                <m:t>k</m:t>
+              </m:r>
+              <m:r>
+                <m:rPr>
+                  <m:sty m:val="p"/>
+                </m:rPr>
+                <m:t>)</m:t>
+              </m:r>
+              <m:r>
+                <m:rPr>
+                  <m:sty m:val="p"/>
+                </m:rPr>
+                <m:t>=</m:t>
+              </m:r>
+              <m:f>
+                <m:fPr>
+                  <m:type m:val="bar"/>
+                </m:fPr>
+                <m:num>
+                  <m:r>
+                    <m:t>1</m:t>
+                  </m:r>
+                </m:num>
+                <m:den>
+                  <m:rad>
+                    <m:radPr>
+                      <m:degHide m:val="on"/>
+                    </m:radPr>
+                    <m:deg/>
                     <m:e>
                       <m:r>
-                        <m:t>X</m:t>
+                        <m:t>2</m:t>
                       </m:r>
+                      <m:r>
+                        <m:t>π</m:t>
+                      </m:r>
+                      <m:sSubSup>
+                        <m:e>
+                          <m:r>
+                            <m:t>σ</m:t>
+                          </m:r>
+                        </m:e>
+                        <m:sub>
+                          <m:r>
+                            <m:t>j</m:t>
+                          </m:r>
+                          <m:r>
+                            <m:t>k</m:t>
+                          </m:r>
+                        </m:sub>
+                        <m:sup>
+                          <m:r>
+                            <m:t>2</m:t>
+                          </m:r>
+                        </m:sup>
+                      </m:sSubSup>
                     </m:e>
-                    <m:sub>
-                      <m:r>
-                        <m:t>j</m:t>
-                      </m:r>
-                    </m:sub>
-                  </m:sSub>
+                  </m:rad>
+                </m:den>
+              </m:f>
+              <m:r>
+                <m:rPr>
+                  <m:sty m:val="p"/>
+                </m:rPr>
+                <m:t>exp</m:t>
+              </m:r>
+              <m:d>
+                <m:dPr>
+                  <m:begChr m:val="("/>
+                  <m:sepChr m:val=""/>
+                  <m:endChr m:val=")"/>
+                  <m:grow/>
+                </m:dPr>
+                <m:e>
                   <m:r>
                     <m:rPr>
                       <m:sty m:val="p"/>
                     </m:rPr>
                     <m:t>−</m:t>
                   </m:r>
-                  <m:sSub>
-                    <m:e>
-                      <m:r>
-                        <m:t>μ</m:t>
-                      </m:r>
-                    </m:e>
-                    <m:sub>
-                      <m:r>
-                        <m:t>j</m:t>
-                      </m:r>
-                      <m:r>
-                        <m:t>k</m:t>
-                      </m:r>
-                    </m:sub>
-                  </m:sSub>
-                  <m:sSup>
-                    <m:e>
+                  <m:f>
+                    <m:fPr>
+                      <m:type m:val="bar"/>
+                    </m:fPr>
+                    <m:num>
                       <m:r>
                         <m:rPr>
                           <m:sty m:val="p"/>
                         </m:rPr>
-                        <m:t>)</m:t>
+                        <m:t>(</m:t>
                       </m:r>
-                    </m:e>
-                    <m:sup>
+                      <m:sSub>
+                        <m:e>
+                          <m:r>
+                            <m:t>X</m:t>
+                          </m:r>
+                        </m:e>
+                        <m:sub>
+                          <m:r>
+                            <m:t>j</m:t>
+                          </m:r>
+                        </m:sub>
+                      </m:sSub>
+                      <m:r>
+                        <m:rPr>
+                          <m:sty m:val="p"/>
+                        </m:rPr>
+                        <m:t>−</m:t>
+                      </m:r>
+                      <m:sSub>
+                        <m:e>
+                          <m:r>
+                            <m:t>μ</m:t>
+                          </m:r>
+                        </m:e>
+                        <m:sub>
+                          <m:r>
+                            <m:t>j</m:t>
+                          </m:r>
+                          <m:r>
+                            <m:t>k</m:t>
+                          </m:r>
+                        </m:sub>
+                      </m:sSub>
+                      <m:sSup>
+                        <m:e>
+                          <m:r>
+                            <m:rPr>
+                              <m:sty m:val="p"/>
+                            </m:rPr>
+                            <m:t>)</m:t>
+                          </m:r>
+                        </m:e>
+                        <m:sup>
+                          <m:r>
+                            <m:t>2</m:t>
+                          </m:r>
+                        </m:sup>
+                      </m:sSup>
+                    </m:num>
+                    <m:den>
                       <m:r>
                         <m:t>2</m:t>
                       </m:r>
-                    </m:sup>
-                  </m:sSup>
-                </m:num>
-                <m:den>
-                  <m:r>
-                    <m:t>2</m:t>
-                  </m:r>
-                  <m:sSubSup>
-                    <m:e>
-                      <m:r>
-                        <m:t>σ</m:t>
-                      </m:r>
-                    </m:e>
-                    <m:sub>
-                      <m:r>
-                        <m:t>j</m:t>
-                      </m:r>
-                      <m:r>
-                        <m:t>k</m:t>
-                      </m:r>
-                    </m:sub>
-                    <m:sup>
-                      <m:r>
-                        <m:t>2</m:t>
-                      </m:r>
-                    </m:sup>
-                  </m:sSubSup>
-                </m:den>
-              </m:f>
-            </m:e>
-          </m:d>
-        </m:oMath>
-      </m:oMathPara>
-    </w:p>
-    <w:p>
-      <w:pPr>
-        <w:pStyle w:val="FirstParagraph"/>
+                      <m:sSubSup>
+                        <m:e>
+                          <m:r>
+                            <m:t>σ</m:t>
+                          </m:r>
+                        </m:e>
+                        <m:sub>
+                          <m:r>
+                            <m:t>j</m:t>
+                          </m:r>
+                          <m:r>
+                            <m:t>k</m:t>
+                          </m:r>
+                        </m:sub>
+                        <m:sup>
+                          <m:r>
+                            <m:t>2</m:t>
+                          </m:r>
+                        </m:sup>
+                      </m:sSubSup>
+                    </m:den>
+                  </m:f>
+                </m:e>
+              </m:d>
+            </m:oMath>
+          </w:p>
+        </w:tc>
+        <w:tc>
+          <w:tcPr/>
+          <w:p>
+            <w:pPr>
+              <w:pStyle w:val="Compact"/>
+              <w:jc w:val="right"/>
+            </w:pPr>
+            <w:r>
+              <w:t xml:space="preserve">(5-4)</w:t>
+            </w:r>
+          </w:p>
+        </w:tc>
+      </w:tr>
+    </w:tbl>
+    <w:p>
+      <w:pPr>
+        <w:pStyle w:val="a0"/>
       </w:pPr>
       <w:r>
         <w:rPr>
@@ -1807,7 +1994,7 @@
         <w:t xml:space="preserve">LDA）由</w:t>
       </w:r>
       <w:r>
-        <w:t xml:space="preserve"> Fisher (1936) </w:t>
+        <w:t xml:space="preserve"> Fisher [28] </w:t>
       </w:r>
       <w:r>
         <w:rPr>
@@ -1881,108 +2068,141 @@
         <w:t xml:space="preserve">準則最大化：</w:t>
       </w:r>
     </w:p>
-    <w:p>
-      <w:pPr>
-        <w:pStyle w:val="a0"/>
-      </w:pPr>
-      <m:oMathPara>
-        <m:oMathParaPr>
-          <m:jc m:val="center"/>
-        </m:oMathParaPr>
-        <m:oMath>
-          <m:r>
-            <m:t>J</m:t>
-          </m:r>
-          <m:r>
-            <m:rPr>
-              <m:sty m:val="p"/>
-            </m:rPr>
-            <m:t>(</m:t>
-          </m:r>
-          <m:r>
-            <m:t>w</m:t>
-          </m:r>
-          <m:r>
-            <m:rPr>
-              <m:sty m:val="p"/>
-            </m:rPr>
-            <m:t>)</m:t>
-          </m:r>
-          <m:r>
-            <m:rPr>
-              <m:sty m:val="p"/>
-            </m:rPr>
-            <m:t>=</m:t>
-          </m:r>
-          <m:f>
-            <m:fPr>
-              <m:type m:val="bar"/>
-            </m:fPr>
-            <m:num>
-              <m:sSup>
-                <m:e>
+    <w:tbl>
+      <w:tblPr>
+        <w:tblStyle w:val="Table"/>
+        <w:tblW w:type="auto" w:w="0"/>
+        <w:tblLook w:firstRow="0" w:lastRow="0" w:firstColumn="0" w:lastColumn="0" w:noHBand="0" w:noVBand="0" w:val="0000"/>
+      </w:tblPr>
+      <w:tblGrid>
+        <w:gridCol w:w="2640"/>
+        <w:gridCol w:w="2640"/>
+        <w:gridCol w:w="2640"/>
+      </w:tblGrid>
+      <w:tr>
+        <w:tc>
+          <w:tcPr/>
+          <w:p>
+            <w:pPr>
+              <w:pStyle w:val="Compact"/>
+            </w:pPr>
+          </w:p>
+        </w:tc>
+        <w:tc>
+          <w:tcPr/>
+          <w:p>
+            <w:pPr>
+              <w:pStyle w:val="Compact"/>
+              <w:jc w:val="center"/>
+            </w:pPr>
+            <m:oMath>
+              <m:r>
+                <m:t>J</m:t>
+              </m:r>
+              <m:r>
+                <m:rPr>
+                  <m:sty m:val="p"/>
+                </m:rPr>
+                <m:t>(</m:t>
+              </m:r>
+              <m:r>
+                <m:t>w</m:t>
+              </m:r>
+              <m:r>
+                <m:rPr>
+                  <m:sty m:val="p"/>
+                </m:rPr>
+                <m:t>)</m:t>
+              </m:r>
+              <m:r>
+                <m:rPr>
+                  <m:sty m:val="p"/>
+                </m:rPr>
+                <m:t>=</m:t>
+              </m:r>
+              <m:f>
+                <m:fPr>
+                  <m:type m:val="bar"/>
+                </m:fPr>
+                <m:num>
+                  <m:sSup>
+                    <m:e>
+                      <m:r>
+                        <m:t>w</m:t>
+                      </m:r>
+                    </m:e>
+                    <m:sup>
+                      <m:r>
+                        <m:t>T</m:t>
+                      </m:r>
+                    </m:sup>
+                  </m:sSup>
+                  <m:sSub>
+                    <m:e>
+                      <m:r>
+                        <m:t>S</m:t>
+                      </m:r>
+                    </m:e>
+                    <m:sub>
+                      <m:r>
+                        <m:t>B</m:t>
+                      </m:r>
+                    </m:sub>
+                  </m:sSub>
                   <m:r>
                     <m:t>w</m:t>
                   </m:r>
-                </m:e>
-                <m:sup>
-                  <m:r>
-                    <m:t>T</m:t>
-                  </m:r>
-                </m:sup>
-              </m:sSup>
-              <m:sSub>
-                <m:e>
-                  <m:r>
-                    <m:t>S</m:t>
-                  </m:r>
-                </m:e>
-                <m:sub>
-                  <m:r>
-                    <m:t>B</m:t>
-                  </m:r>
-                </m:sub>
-              </m:sSub>
-              <m:r>
-                <m:t>w</m:t>
-              </m:r>
-            </m:num>
-            <m:den>
-              <m:sSup>
-                <m:e>
+                </m:num>
+                <m:den>
+                  <m:sSup>
+                    <m:e>
+                      <m:r>
+                        <m:t>w</m:t>
+                      </m:r>
+                    </m:e>
+                    <m:sup>
+                      <m:r>
+                        <m:t>T</m:t>
+                      </m:r>
+                    </m:sup>
+                  </m:sSup>
+                  <m:sSub>
+                    <m:e>
+                      <m:r>
+                        <m:t>S</m:t>
+                      </m:r>
+                    </m:e>
+                    <m:sub>
+                      <m:r>
+                        <m:t>W</m:t>
+                      </m:r>
+                    </m:sub>
+                  </m:sSub>
                   <m:r>
                     <m:t>w</m:t>
                   </m:r>
-                </m:e>
-                <m:sup>
-                  <m:r>
-                    <m:t>T</m:t>
-                  </m:r>
-                </m:sup>
-              </m:sSup>
-              <m:sSub>
-                <m:e>
-                  <m:r>
-                    <m:t>S</m:t>
-                  </m:r>
-                </m:e>
-                <m:sub>
-                  <m:r>
-                    <m:t>W</m:t>
-                  </m:r>
-                </m:sub>
-              </m:sSub>
-              <m:r>
-                <m:t>w</m:t>
-              </m:r>
-            </m:den>
-          </m:f>
-        </m:oMath>
-      </m:oMathPara>
-    </w:p>
-    <w:p>
-      <w:pPr>
-        <w:pStyle w:val="FirstParagraph"/>
+                </m:den>
+              </m:f>
+            </m:oMath>
+          </w:p>
+        </w:tc>
+        <w:tc>
+          <w:tcPr/>
+          <w:p>
+            <w:pPr>
+              <w:pStyle w:val="Compact"/>
+              <w:jc w:val="right"/>
+            </w:pPr>
+            <w:r>
+              <w:t xml:space="preserve">(5-5)</w:t>
+            </w:r>
+          </w:p>
+        </w:tc>
+      </w:tr>
+    </w:tbl>
+    <w:p>
+      <w:pPr>
+        <w:pStyle w:val="a0"/>
       </w:pPr>
       <w:r>
         <w:rPr>
@@ -2525,89 +2745,157 @@
         <w:t xml:space="preserve">個鄰居的多數類別作為預測結果：</w:t>
       </w:r>
     </w:p>
-    <w:p>
-      <w:pPr>
-        <w:pStyle w:val="a0"/>
-      </w:pPr>
-      <m:oMathPara>
-        <m:oMathParaPr>
-          <m:jc m:val="center"/>
-        </m:oMathParaPr>
-        <m:oMath>
-          <m:acc>
-            <m:accPr>
-              <m:chr m:val="̂"/>
-            </m:accPr>
-            <m:e>
-              <m:r>
-                <m:t>y</m:t>
-              </m:r>
-            </m:e>
-          </m:acc>
-          <m:r>
-            <m:rPr>
-              <m:sty m:val="p"/>
-            </m:rPr>
-            <m:t>=</m:t>
-          </m:r>
-          <m:r>
-            <m:rPr>
-              <m:sty m:val="p"/>
-            </m:rPr>
-            <m:t>arg</m:t>
-          </m:r>
-          <m:limLow>
-            <m:e>
+    <w:tbl>
+      <w:tblPr>
+        <w:tblStyle w:val="Table"/>
+        <w:tblW w:type="auto" w:w="0"/>
+        <w:tblLook w:firstRow="0" w:lastRow="0" w:firstColumn="0" w:lastColumn="0" w:noHBand="0" w:noVBand="0" w:val="0000"/>
+      </w:tblPr>
+      <w:tblGrid>
+        <w:gridCol w:w="2640"/>
+        <w:gridCol w:w="2640"/>
+        <w:gridCol w:w="2640"/>
+      </w:tblGrid>
+      <w:tr>
+        <w:tc>
+          <w:tcPr/>
+          <w:p>
+            <w:pPr>
+              <w:pStyle w:val="Compact"/>
+            </w:pPr>
+          </w:p>
+        </w:tc>
+        <w:tc>
+          <w:tcPr/>
+          <w:p>
+            <w:pPr>
+              <w:pStyle w:val="Compact"/>
+              <w:jc w:val="center"/>
+            </w:pPr>
+            <m:oMath>
+              <m:acc>
+                <m:accPr>
+                  <m:chr m:val="̂"/>
+                </m:accPr>
+                <m:e>
+                  <m:r>
+                    <m:t>y</m:t>
+                  </m:r>
+                </m:e>
+              </m:acc>
               <m:r>
                 <m:rPr>
                   <m:sty m:val="p"/>
                 </m:rPr>
-                <m:t>max</m:t>
-              </m:r>
-            </m:e>
-            <m:lim>
-              <m:r>
-                <m:t>c</m:t>
-              </m:r>
-            </m:lim>
-          </m:limLow>
-          <m:nary>
-            <m:naryPr>
-              <m:chr m:val="∑"/>
-              <m:limLoc m:val="undOvr"/>
-              <m:subHide m:val="off"/>
-              <m:supHide m:val="on"/>
-            </m:naryPr>
-            <m:sub>
-              <m:r>
-                <m:t>i</m:t>
+                <m:t>=</m:t>
               </m:r>
               <m:r>
                 <m:rPr>
                   <m:sty m:val="p"/>
                 </m:rPr>
-                <m:t>∈</m:t>
+                <m:t>arg</m:t>
               </m:r>
               <m:sSub>
                 <m:e>
                   <m:r>
-                    <m:t>N</m:t>
+                    <m:rPr>
+                      <m:sty m:val="p"/>
+                    </m:rPr>
+                    <m:t>max</m:t>
                   </m:r>
                 </m:e>
                 <m:sub>
                   <m:r>
-                    <m:t>k</m:t>
+                    <m:t>c</m:t>
                   </m:r>
                 </m:sub>
               </m:sSub>
+              <m:nary>
+                <m:naryPr>
+                  <m:chr m:val="∑"/>
+                  <m:limLoc m:val="undOvr"/>
+                  <m:subHide m:val="off"/>
+                  <m:supHide m:val="on"/>
+                </m:naryPr>
+                <m:sub>
+                  <m:r>
+                    <m:t>i</m:t>
+                  </m:r>
+                  <m:r>
+                    <m:rPr>
+                      <m:sty m:val="p"/>
+                    </m:rPr>
+                    <m:t>∈</m:t>
+                  </m:r>
+                  <m:sSub>
+                    <m:e>
+                      <m:r>
+                        <m:t>N</m:t>
+                      </m:r>
+                    </m:e>
+                    <m:sub>
+                      <m:r>
+                        <m:t>k</m:t>
+                      </m:r>
+                    </m:sub>
+                  </m:sSub>
+                  <m:r>
+                    <m:rPr>
+                      <m:sty m:val="p"/>
+                    </m:rPr>
+                    <m:t>(</m:t>
+                  </m:r>
+                  <m:r>
+                    <m:t>x</m:t>
+                  </m:r>
+                  <m:r>
+                    <m:rPr>
+                      <m:sty m:val="p"/>
+                    </m:rPr>
+                    <m:t>)</m:t>
+                  </m:r>
+                </m:sub>
+                <m:sup>
+                  <m:r>
+                    <m:t>​</m:t>
+                  </m:r>
+                </m:sup>
+                <m:e>
+                  <m:r>
+                    <m:rPr>
+                      <m:scr m:val="double-struck"/>
+                      <m:sty m:val="p"/>
+                    </m:rPr>
+                    <m:t>1</m:t>
+                  </m:r>
+                </m:e>
+              </m:nary>
               <m:r>
                 <m:rPr>
                   <m:sty m:val="p"/>
                 </m:rPr>
                 <m:t>(</m:t>
               </m:r>
-              <m:r>
-                <m:t>x</m:t>
+              <m:sSub>
+                <m:e>
+                  <m:r>
+                    <m:t>y</m:t>
+                  </m:r>
+                </m:e>
+                <m:sub>
+                  <m:r>
+                    <m:t>i</m:t>
+                  </m:r>
+                </m:sub>
+              </m:sSub>
+              <m:r>
+                <m:rPr>
+                  <m:sty m:val="p"/>
+                </m:rPr>
+                <m:t>=</m:t>
+              </m:r>
+              <m:r>
+                <m:t>c</m:t>
               </m:r>
               <m:r>
                 <m:rPr>
@@ -2615,61 +2903,26 @@
                 </m:rPr>
                 <m:t>)</m:t>
               </m:r>
-            </m:sub>
-            <m:sup>
-              <m:r>
-                <m:t>​</m:t>
-              </m:r>
-            </m:sup>
-            <m:e>
-              <m:r>
-                <m:rPr>
-                  <m:scr m:val="double-struck"/>
-                  <m:sty m:val="p"/>
-                </m:rPr>
-                <m:t>1</m:t>
-              </m:r>
-            </m:e>
-          </m:nary>
-          <m:r>
-            <m:rPr>
-              <m:sty m:val="p"/>
-            </m:rPr>
-            <m:t>(</m:t>
-          </m:r>
-          <m:sSub>
-            <m:e>
-              <m:r>
-                <m:t>y</m:t>
-              </m:r>
-            </m:e>
-            <m:sub>
-              <m:r>
-                <m:t>i</m:t>
-              </m:r>
-            </m:sub>
-          </m:sSub>
-          <m:r>
-            <m:rPr>
-              <m:sty m:val="p"/>
-            </m:rPr>
-            <m:t>=</m:t>
-          </m:r>
-          <m:r>
-            <m:t>c</m:t>
-          </m:r>
-          <m:r>
-            <m:rPr>
-              <m:sty m:val="p"/>
-            </m:rPr>
-            <m:t>)</m:t>
-          </m:r>
-        </m:oMath>
-      </m:oMathPara>
-    </w:p>
-    <w:p>
-      <w:pPr>
-        <w:pStyle w:val="FirstParagraph"/>
+            </m:oMath>
+          </w:p>
+        </w:tc>
+        <w:tc>
+          <w:tcPr/>
+          <w:p>
+            <w:pPr>
+              <w:pStyle w:val="Compact"/>
+              <w:jc w:val="right"/>
+            </w:pPr>
+            <w:r>
+              <w:t xml:space="preserve">(5-6)</w:t>
+            </w:r>
+          </w:p>
+        </w:tc>
+      </w:tr>
+    </w:tbl>
+    <w:p>
+      <w:pPr>
+        <w:pStyle w:val="a0"/>
       </w:pPr>
       <w:r>
         <w:rPr>
@@ -2780,66 +3033,583 @@
         <w:t xml:space="preserve">Distance）：</w:t>
       </w:r>
     </w:p>
-    <w:p>
-      <w:pPr>
-        <w:pStyle w:val="a0"/>
-      </w:pPr>
-      <m:oMathPara>
-        <m:oMathParaPr>
-          <m:jc m:val="center"/>
-        </m:oMathParaPr>
-        <m:oMath>
-          <m:r>
-            <m:t>d</m:t>
-          </m:r>
-          <m:r>
-            <m:rPr>
-              <m:sty m:val="p"/>
-            </m:rPr>
-            <m:t>(</m:t>
-          </m:r>
-          <m:r>
-            <m:t>x</m:t>
-          </m:r>
-          <m:r>
-            <m:rPr>
-              <m:sty m:val="p"/>
-            </m:rPr>
-            <m:t>,</m:t>
-          </m:r>
-          <m:sSup>
-            <m:e>
-              <m:r>
-                <m:t>x</m:t>
-              </m:r>
-            </m:e>
-            <m:sup>
+    <w:tbl>
+      <w:tblPr>
+        <w:tblStyle w:val="Table"/>
+        <w:tblW w:type="auto" w:w="0"/>
+        <w:tblLook w:firstRow="0" w:lastRow="0" w:firstColumn="0" w:lastColumn="0" w:noHBand="0" w:noVBand="0" w:val="0000"/>
+      </w:tblPr>
+      <w:tblGrid>
+        <w:gridCol w:w="2640"/>
+        <w:gridCol w:w="2640"/>
+        <w:gridCol w:w="2640"/>
+      </w:tblGrid>
+      <w:tr>
+        <w:tc>
+          <w:tcPr/>
+          <w:p>
+            <w:pPr>
+              <w:pStyle w:val="Compact"/>
+            </w:pPr>
+          </w:p>
+        </w:tc>
+        <w:tc>
+          <w:tcPr/>
+          <w:p>
+            <w:pPr>
+              <w:pStyle w:val="Compact"/>
+              <w:jc w:val="center"/>
+            </w:pPr>
+            <m:oMath>
+              <m:r>
+                <m:t>d</m:t>
+              </m:r>
               <m:r>
                 <m:rPr>
                   <m:sty m:val="p"/>
                 </m:rPr>
-                <m:t>′</m:t>
-              </m:r>
-            </m:sup>
-          </m:sSup>
-          <m:r>
-            <m:rPr>
-              <m:sty m:val="p"/>
-            </m:rPr>
-            <m:t>)</m:t>
-          </m:r>
-          <m:r>
-            <m:rPr>
-              <m:sty m:val="p"/>
-            </m:rPr>
-            <m:t>=</m:t>
-          </m:r>
-          <m:rad>
-            <m:radPr>
-              <m:degHide m:val="on"/>
-            </m:radPr>
-            <m:deg/>
-            <m:e>
+                <m:t>(</m:t>
+              </m:r>
+              <m:r>
+                <m:t>x</m:t>
+              </m:r>
+              <m:r>
+                <m:rPr>
+                  <m:sty m:val="p"/>
+                </m:rPr>
+                <m:t>,</m:t>
+              </m:r>
+              <m:sSup>
+                <m:e>
+                  <m:r>
+                    <m:t>x</m:t>
+                  </m:r>
+                </m:e>
+                <m:sup>
+                  <m:r>
+                    <m:rPr>
+                      <m:sty m:val="p"/>
+                    </m:rPr>
+                    <m:t>′</m:t>
+                  </m:r>
+                </m:sup>
+              </m:sSup>
+              <m:r>
+                <m:rPr>
+                  <m:sty m:val="p"/>
+                </m:rPr>
+                <m:t>)</m:t>
+              </m:r>
+              <m:r>
+                <m:rPr>
+                  <m:sty m:val="p"/>
+                </m:rPr>
+                <m:t>=</m:t>
+              </m:r>
+              <m:rad>
+                <m:radPr>
+                  <m:degHide m:val="on"/>
+                </m:radPr>
+                <m:deg/>
+                <m:e>
+                  <m:nary>
+                    <m:naryPr>
+                      <m:chr m:val="∑"/>
+                      <m:limLoc m:val="undOvr"/>
+                      <m:subHide m:val="off"/>
+                      <m:supHide m:val="off"/>
+                    </m:naryPr>
+                    <m:sub>
+                      <m:r>
+                        <m:t>j</m:t>
+                      </m:r>
+                      <m:r>
+                        <m:rPr>
+                          <m:sty m:val="p"/>
+                        </m:rPr>
+                        <m:t>=</m:t>
+                      </m:r>
+                      <m:r>
+                        <m:t>1</m:t>
+                      </m:r>
+                    </m:sub>
+                    <m:sup>
+                      <m:r>
+                        <m:t>d</m:t>
+                      </m:r>
+                    </m:sup>
+                    <m:e>
+                      <m:r>
+                        <m:rPr>
+                          <m:sty m:val="p"/>
+                        </m:rPr>
+                        <m:t>(</m:t>
+                      </m:r>
+                    </m:e>
+                  </m:nary>
+                  <m:sSub>
+                    <m:e>
+                      <m:r>
+                        <m:t>x</m:t>
+                      </m:r>
+                    </m:e>
+                    <m:sub>
+                      <m:r>
+                        <m:t>j</m:t>
+                      </m:r>
+                    </m:sub>
+                  </m:sSub>
+                  <m:r>
+                    <m:rPr>
+                      <m:sty m:val="p"/>
+                    </m:rPr>
+                    <m:t>−</m:t>
+                  </m:r>
+                  <m:sSubSup>
+                    <m:e>
+                      <m:r>
+                        <m:t>x</m:t>
+                      </m:r>
+                    </m:e>
+                    <m:sub>
+                      <m:r>
+                        <m:t>j</m:t>
+                      </m:r>
+                    </m:sub>
+                    <m:sup>
+                      <m:r>
+                        <m:rPr>
+                          <m:sty m:val="p"/>
+                        </m:rPr>
+                        <m:t>′</m:t>
+                      </m:r>
+                    </m:sup>
+                  </m:sSubSup>
+                  <m:sSup>
+                    <m:e>
+                      <m:r>
+                        <m:rPr>
+                          <m:sty m:val="p"/>
+                        </m:rPr>
+                        <m:t>)</m:t>
+                      </m:r>
+                    </m:e>
+                    <m:sup>
+                      <m:r>
+                        <m:t>2</m:t>
+                      </m:r>
+                    </m:sup>
+                  </m:sSup>
+                </m:e>
+              </m:rad>
+            </m:oMath>
+          </w:p>
+        </w:tc>
+        <w:tc>
+          <w:tcPr/>
+          <w:p>
+            <w:pPr>
+              <w:pStyle w:val="Compact"/>
+              <w:jc w:val="right"/>
+            </w:pPr>
+            <w:r>
+              <w:t xml:space="preserve">(5-7)</w:t>
+            </w:r>
+          </w:p>
+        </w:tc>
+      </w:tr>
+    </w:tbl>
+    <w:p>
+      <w:pPr>
+        <w:pStyle w:val="a0"/>
+      </w:pPr>
+      <w:r>
+        <w:t xml:space="preserve">KNN </w:t>
+      </w:r>
+      <w:r>
+        <w:rPr>
+          <w:rFonts w:hint="eastAsia"/>
+        </w:rPr>
+        <w:t xml:space="preserve">的預測品質高度依賴</w:t>
+      </w:r>
+      <w:r>
+        <w:t xml:space="preserve"> </w:t>
+      </w:r>
+      <m:oMath>
+        <m:r>
+          <m:t>k</m:t>
+        </m:r>
+      </m:oMath>
+      <w:r>
+        <w:t xml:space="preserve"> </w:t>
+      </w:r>
+      <w:r>
+        <w:rPr>
+          <w:rFonts w:hint="eastAsia"/>
+        </w:rPr>
+        <w:t xml:space="preserve">值的選擇與特徵的尺度。</w:t>
+      </w:r>
+      <m:oMath>
+        <m:r>
+          <m:t>k</m:t>
+        </m:r>
+      </m:oMath>
+      <w:r>
+        <w:t xml:space="preserve"> </w:t>
+      </w:r>
+      <w:r>
+        <w:rPr>
+          <w:rFonts w:hint="eastAsia"/>
+        </w:rPr>
+        <w:t xml:space="preserve">值過小容易受雜訊影響，過大則可能模糊類別邊界。由於使用歐氏距離，不同量綱的特徵需進行標準化處理。</w:t>
+      </w:r>
+    </w:p>
+    <w:p>
+      <w:pPr>
+        <w:pStyle w:val="a0"/>
+      </w:pPr>
+      <w:r>
+        <w:rPr>
+          <w:rFonts w:hint="eastAsia"/>
+          <w:b/>
+          <w:bCs/>
+        </w:rPr>
+        <w:t xml:space="preserve">選用原因</w:t>
+      </w:r>
+      <w:r>
+        <w:rPr>
+          <w:rFonts w:hint="eastAsia"/>
+        </w:rPr>
+        <w:t xml:space="preserve">：</w:t>
+      </w:r>
+    </w:p>
+    <w:p>
+      <w:pPr>
+        <w:pStyle w:val="Compact"/>
+        <w:numPr>
+          <w:ilvl w:val="0"/>
+          <w:numId w:val="1009"/>
+        </w:numPr>
+      </w:pPr>
+      <w:r>
+        <w:rPr>
+          <w:rFonts w:hint="eastAsia"/>
+        </w:rPr>
+        <w:t xml:space="preserve">學習範式獨特：不建立參數模型，與其他方法形成對比</w:t>
+      </w:r>
+    </w:p>
+    <w:p>
+      <w:pPr>
+        <w:pStyle w:val="Compact"/>
+        <w:numPr>
+          <w:ilvl w:val="0"/>
+          <w:numId w:val="1009"/>
+        </w:numPr>
+      </w:pPr>
+      <w:r>
+        <w:rPr>
+          <w:rFonts w:hint="eastAsia"/>
+        </w:rPr>
+        <w:t xml:space="preserve">概念直觀：「相似的人有相似的健康風險」符合醫學直覺</w:t>
+      </w:r>
+    </w:p>
+    <w:p>
+      <w:pPr>
+        <w:pStyle w:val="Compact"/>
+        <w:numPr>
+          <w:ilvl w:val="0"/>
+          <w:numId w:val="1009"/>
+        </w:numPr>
+      </w:pPr>
+      <w:r>
+        <w:rPr>
+          <w:rFonts w:hint="eastAsia"/>
+        </w:rPr>
+        <w:t xml:space="preserve">實作簡便：scikit-learn</w:t>
+      </w:r>
+      <w:r>
+        <w:t xml:space="preserve"> </w:t>
+      </w:r>
+      <w:r>
+        <w:rPr>
+          <w:rFonts w:hint="eastAsia"/>
+        </w:rPr>
+        <w:t xml:space="preserve">提供</w:t>
+      </w:r>
+      <w:r>
+        <w:t xml:space="preserve"> </w:t>
+      </w:r>
+      <w:r>
+        <w:rPr>
+          <w:rStyle w:val="VerbatimChar"/>
+        </w:rPr>
+        <w:t xml:space="preserve">KNeighborsClassifier</w:t>
+      </w:r>
+    </w:p>
+    <w:p>
+      <w:pPr>
+        <w:pStyle w:val="FirstParagraph"/>
+      </w:pPr>
+      <w:r>
+        <w:rPr>
+          <w:rFonts w:hint="eastAsia"/>
+          <w:b/>
+          <w:bCs/>
+        </w:rPr>
+        <w:t xml:space="preserve">實作參數</w:t>
+      </w:r>
+      <w:r>
+        <w:rPr>
+          <w:rFonts w:hint="eastAsia"/>
+        </w:rPr>
+        <w:t xml:space="preserve">：</w:t>
+      </w:r>
+    </w:p>
+    <w:p>
+      <w:pPr>
+        <w:pStyle w:val="Compact"/>
+        <w:numPr>
+          <w:ilvl w:val="0"/>
+          <w:numId w:val="1010"/>
+        </w:numPr>
+      </w:pPr>
+      <w:r>
+        <w:rPr>
+          <w:rStyle w:val="VerbatimChar"/>
+        </w:rPr>
+        <w:t xml:space="preserve">n_neighbors</w:t>
+      </w:r>
+      <w:r>
+        <w:t xml:space="preserve">: 5</w:t>
+      </w:r>
+    </w:p>
+    <w:p>
+      <w:pPr>
+        <w:pStyle w:val="Compact"/>
+        <w:numPr>
+          <w:ilvl w:val="0"/>
+          <w:numId w:val="1010"/>
+        </w:numPr>
+      </w:pPr>
+      <w:r>
+        <w:rPr>
+          <w:rStyle w:val="VerbatimChar"/>
+        </w:rPr>
+        <w:t xml:space="preserve">metric</w:t>
+      </w:r>
+      <w:r>
+        <w:t xml:space="preserve">:</w:t>
+      </w:r>
+      <w:r>
+        <w:t xml:space="preserve"> </w:t>
+      </w:r>
+      <w:r>
+        <w:t xml:space="preserve">‘minkowski’</w:t>
+      </w:r>
+      <w:r>
+        <w:rPr>
+          <w:rFonts w:hint="eastAsia"/>
+        </w:rPr>
+        <w:t xml:space="preserve">（p=2，即歐氏距離）</w:t>
+      </w:r>
+    </w:p>
+    <w:p>
+      <w:pPr>
+        <w:pStyle w:val="Compact"/>
+        <w:numPr>
+          <w:ilvl w:val="0"/>
+          <w:numId w:val="1010"/>
+        </w:numPr>
+      </w:pPr>
+      <w:r>
+        <w:rPr>
+          <w:rStyle w:val="VerbatimChar"/>
+        </w:rPr>
+        <w:t xml:space="preserve">weights</w:t>
+      </w:r>
+      <w:r>
+        <w:t xml:space="preserve">:</w:t>
+      </w:r>
+      <w:r>
+        <w:t xml:space="preserve"> </w:t>
+      </w:r>
+      <w:r>
+        <w:t xml:space="preserve">‘uniform’</w:t>
+      </w:r>
+      <w:r>
+        <w:rPr>
+          <w:rFonts w:hint="eastAsia"/>
+        </w:rPr>
+        <w:t xml:space="preserve">（等權投票）</w:t>
+      </w:r>
+    </w:p>
+    <w:p>
+      <w:pPr>
+        <w:pStyle w:val="FirstParagraph"/>
+      </w:pPr>
+      <w:r>
+        <w:rPr>
+          <w:rFonts w:hint="eastAsia"/>
+          <w:b/>
+          <w:bCs/>
+        </w:rPr>
+        <w:t xml:space="preserve">注意</w:t>
+      </w:r>
+      <w:r>
+        <w:rPr>
+          <w:rFonts w:hint="eastAsia"/>
+        </w:rPr>
+        <w:t xml:space="preserve">：KNN</w:t>
+      </w:r>
+      <w:r>
+        <w:t xml:space="preserve"> </w:t>
+      </w:r>
+      <w:r>
+        <w:rPr>
+          <w:rFonts w:hint="eastAsia"/>
+        </w:rPr>
+        <w:t xml:space="preserve">不直接支援</w:t>
+      </w:r>
+      <w:r>
+        <w:t xml:space="preserve"> class_weight </w:t>
+      </w:r>
+      <w:r>
+        <w:rPr>
+          <w:rFonts w:hint="eastAsia"/>
+        </w:rPr>
+        <w:t xml:space="preserve">參數。本研究使用等權投票（uniform），並搭配標準化特徵以確保各維度的距離貢獻均等。</w:t>
+      </w:r>
+    </w:p>
+    <w:bookmarkEnd w:id="22"/>
+    <w:bookmarkStart w:id="23" w:name="decision-tree-dt"/>
+    <w:p>
+      <w:pPr>
+        <w:pStyle w:val="3"/>
+      </w:pPr>
+      <w:r>
+        <w:t xml:space="preserve">5.2.2 Decision Tree (DT)</w:t>
+      </w:r>
+    </w:p>
+    <w:p>
+      <w:pPr>
+        <w:pStyle w:val="FirstParagraph"/>
+      </w:pPr>
+      <w:r>
+        <w:rPr>
+          <w:rFonts w:hint="eastAsia"/>
+        </w:rPr>
+        <w:t xml:space="preserve">決策樹是一種基於規則的分類模型，透過遞迴地將資料依特徵值分割成子集，最終形成樹狀結構。每個內部節點代表一個特徵的判斷條件，每個葉節點代表一個類別預測。</w:t>
+      </w:r>
+    </w:p>
+    <w:p>
+      <w:pPr>
+        <w:pStyle w:val="a0"/>
+      </w:pPr>
+      <w:r>
+        <w:rPr>
+          <w:rFonts w:hint="eastAsia"/>
+          <w:b/>
+          <w:bCs/>
+        </w:rPr>
+        <w:t xml:space="preserve">演算法原理</w:t>
+      </w:r>
+      <w:r>
+        <w:rPr>
+          <w:rFonts w:hint="eastAsia"/>
+        </w:rPr>
+        <w:t xml:space="preserve">：</w:t>
+      </w:r>
+    </w:p>
+    <w:p>
+      <w:pPr>
+        <w:pStyle w:val="a0"/>
+      </w:pPr>
+      <w:r>
+        <w:rPr>
+          <w:rFonts w:hint="eastAsia"/>
+        </w:rPr>
+        <w:t xml:space="preserve">決策樹的建構過程為：在每個節點選擇使資料純度最大化的特徵與閾值進行分割。本研究使用</w:t>
+      </w:r>
+      <w:r>
+        <w:t xml:space="preserve"> Gini </w:t>
+      </w:r>
+      <w:r>
+        <w:rPr>
+          <w:rFonts w:hint="eastAsia"/>
+        </w:rPr>
+        <w:t xml:space="preserve">Impurity（基尼不純度）作為分割準則：</w:t>
+      </w:r>
+    </w:p>
+    <w:tbl>
+      <w:tblPr>
+        <w:tblStyle w:val="Table"/>
+        <w:tblW w:type="auto" w:w="0"/>
+        <w:tblLook w:firstRow="0" w:lastRow="0" w:firstColumn="0" w:lastColumn="0" w:noHBand="0" w:noVBand="0" w:val="0000"/>
+      </w:tblPr>
+      <w:tblGrid>
+        <w:gridCol w:w="2640"/>
+        <w:gridCol w:w="2640"/>
+        <w:gridCol w:w="2640"/>
+      </w:tblGrid>
+      <w:tr>
+        <w:tc>
+          <w:tcPr/>
+          <w:p>
+            <w:pPr>
+              <w:pStyle w:val="Compact"/>
+            </w:pPr>
+          </w:p>
+        </w:tc>
+        <w:tc>
+          <w:tcPr/>
+          <w:p>
+            <w:pPr>
+              <w:pStyle w:val="Compact"/>
+              <w:jc w:val="center"/>
+            </w:pPr>
+            <m:oMath>
+              <m:r>
+                <m:t>G</m:t>
+              </m:r>
+              <m:r>
+                <m:t>i</m:t>
+              </m:r>
+              <m:r>
+                <m:t>n</m:t>
+              </m:r>
+              <m:r>
+                <m:t>i</m:t>
+              </m:r>
+              <m:r>
+                <m:rPr>
+                  <m:sty m:val="p"/>
+                </m:rPr>
+                <m:t>(</m:t>
+              </m:r>
+              <m:r>
+                <m:t>t</m:t>
+              </m:r>
+              <m:r>
+                <m:rPr>
+                  <m:sty m:val="p"/>
+                </m:rPr>
+                <m:t>)</m:t>
+              </m:r>
+              <m:r>
+                <m:rPr>
+                  <m:sty m:val="p"/>
+                </m:rPr>
+                <m:t>=</m:t>
+              </m:r>
+              <m:r>
+                <m:t>1</m:t>
+              </m:r>
+              <m:r>
+                <m:rPr>
+                  <m:sty m:val="p"/>
+                </m:rPr>
+                <m:t>−</m:t>
+              </m:r>
               <m:nary>
                 <m:naryPr>
                   <m:chr m:val="∑"/>
@@ -2849,7 +3619,7 @@
                 </m:naryPr>
                 <m:sub>
                   <m:r>
-                    <m:t>j</m:t>
+                    <m:t>k</m:t>
                   </m:r>
                   <m:r>
                     <m:rPr>
@@ -2863,500 +3633,49 @@
                 </m:sub>
                 <m:sup>
                   <m:r>
-                    <m:t>d</m:t>
+                    <m:t>K</m:t>
                   </m:r>
                 </m:sup>
                 <m:e>
-                  <m:r>
-                    <m:rPr>
-                      <m:sty m:val="p"/>
-                    </m:rPr>
-                    <m:t>(</m:t>
-                  </m:r>
+                  <m:sSubSup>
+                    <m:e>
+                      <m:r>
+                        <m:t>p</m:t>
+                      </m:r>
+                    </m:e>
+                    <m:sub>
+                      <m:r>
+                        <m:t>k</m:t>
+                      </m:r>
+                    </m:sub>
+                    <m:sup>
+                      <m:r>
+                        <m:t>2</m:t>
+                      </m:r>
+                    </m:sup>
+                  </m:sSubSup>
                 </m:e>
               </m:nary>
-              <m:sSub>
-                <m:e>
-                  <m:r>
-                    <m:t>x</m:t>
-                  </m:r>
-                </m:e>
-                <m:sub>
-                  <m:r>
-                    <m:t>j</m:t>
-                  </m:r>
-                </m:sub>
-              </m:sSub>
-              <m:r>
-                <m:rPr>
-                  <m:sty m:val="p"/>
-                </m:rPr>
-                <m:t>−</m:t>
-              </m:r>
-              <m:sSubSup>
-                <m:e>
-                  <m:r>
-                    <m:t>x</m:t>
-                  </m:r>
-                </m:e>
-                <m:sub>
-                  <m:r>
-                    <m:t>j</m:t>
-                  </m:r>
-                </m:sub>
-                <m:sup>
-                  <m:r>
-                    <m:rPr>
-                      <m:sty m:val="p"/>
-                    </m:rPr>
-                    <m:t>′</m:t>
-                  </m:r>
-                </m:sup>
-              </m:sSubSup>
-              <m:sSup>
-                <m:e>
-                  <m:r>
-                    <m:rPr>
-                      <m:sty m:val="p"/>
-                    </m:rPr>
-                    <m:t>)</m:t>
-                  </m:r>
-                </m:e>
-                <m:sup>
-                  <m:r>
-                    <m:t>2</m:t>
-                  </m:r>
-                </m:sup>
-              </m:sSup>
-            </m:e>
-          </m:rad>
-        </m:oMath>
-      </m:oMathPara>
-    </w:p>
-    <w:p>
-      <w:pPr>
-        <w:pStyle w:val="FirstParagraph"/>
-      </w:pPr>
-      <w:r>
-        <w:t xml:space="preserve">KNN </w:t>
-      </w:r>
-      <w:r>
-        <w:rPr>
-          <w:rFonts w:hint="eastAsia"/>
-        </w:rPr>
-        <w:t xml:space="preserve">的預測品質高度依賴</w:t>
-      </w:r>
-      <w:r>
-        <w:t xml:space="preserve"> </w:t>
-      </w:r>
-      <m:oMath>
-        <m:r>
-          <m:t>k</m:t>
-        </m:r>
-      </m:oMath>
-      <w:r>
-        <w:t xml:space="preserve"> </w:t>
-      </w:r>
-      <w:r>
-        <w:rPr>
-          <w:rFonts w:hint="eastAsia"/>
-        </w:rPr>
-        <w:t xml:space="preserve">值的選擇與特徵的尺度。</w:t>
-      </w:r>
-      <m:oMath>
-        <m:r>
-          <m:t>k</m:t>
-        </m:r>
-      </m:oMath>
-      <w:r>
-        <w:t xml:space="preserve"> </w:t>
-      </w:r>
-      <w:r>
-        <w:rPr>
-          <w:rFonts w:hint="eastAsia"/>
-        </w:rPr>
-        <w:t xml:space="preserve">值過小容易受雜訊影響，過大則可能模糊類別邊界。由於使用歐氏距離，不同量綱的特徵需進行標準化處理。</w:t>
-      </w:r>
-    </w:p>
+            </m:oMath>
+          </w:p>
+        </w:tc>
+        <w:tc>
+          <w:tcPr/>
+          <w:p>
+            <w:pPr>
+              <w:pStyle w:val="Compact"/>
+              <w:jc w:val="right"/>
+            </w:pPr>
+            <w:r>
+              <w:t xml:space="preserve">(5-8)</w:t>
+            </w:r>
+          </w:p>
+        </w:tc>
+      </w:tr>
+    </w:tbl>
     <w:p>
       <w:pPr>
         <w:pStyle w:val="a0"/>
-      </w:pPr>
-      <w:r>
-        <w:rPr>
-          <w:rFonts w:hint="eastAsia"/>
-          <w:b/>
-          <w:bCs/>
-        </w:rPr>
-        <w:t xml:space="preserve">選用原因</w:t>
-      </w:r>
-      <w:r>
-        <w:rPr>
-          <w:rFonts w:hint="eastAsia"/>
-        </w:rPr>
-        <w:t xml:space="preserve">：</w:t>
-      </w:r>
-    </w:p>
-    <w:p>
-      <w:pPr>
-        <w:pStyle w:val="Compact"/>
-        <w:numPr>
-          <w:ilvl w:val="0"/>
-          <w:numId w:val="1009"/>
-        </w:numPr>
-      </w:pPr>
-      <w:r>
-        <w:rPr>
-          <w:rFonts w:hint="eastAsia"/>
-        </w:rPr>
-        <w:t xml:space="preserve">學習範式獨特：不建立參數模型，與其他方法形成對比</w:t>
-      </w:r>
-    </w:p>
-    <w:p>
-      <w:pPr>
-        <w:pStyle w:val="Compact"/>
-        <w:numPr>
-          <w:ilvl w:val="0"/>
-          <w:numId w:val="1009"/>
-        </w:numPr>
-      </w:pPr>
-      <w:r>
-        <w:rPr>
-          <w:rFonts w:hint="eastAsia"/>
-        </w:rPr>
-        <w:t xml:space="preserve">概念直觀：「相似的人有相似的健康風險」符合醫學直覺</w:t>
-      </w:r>
-    </w:p>
-    <w:p>
-      <w:pPr>
-        <w:pStyle w:val="Compact"/>
-        <w:numPr>
-          <w:ilvl w:val="0"/>
-          <w:numId w:val="1009"/>
-        </w:numPr>
-      </w:pPr>
-      <w:r>
-        <w:rPr>
-          <w:rFonts w:hint="eastAsia"/>
-        </w:rPr>
-        <w:t xml:space="preserve">實作簡便：scikit-learn</w:t>
-      </w:r>
-      <w:r>
-        <w:t xml:space="preserve"> </w:t>
-      </w:r>
-      <w:r>
-        <w:rPr>
-          <w:rFonts w:hint="eastAsia"/>
-        </w:rPr>
-        <w:t xml:space="preserve">提供</w:t>
-      </w:r>
-      <w:r>
-        <w:t xml:space="preserve"> </w:t>
-      </w:r>
-      <w:r>
-        <w:rPr>
-          <w:rStyle w:val="VerbatimChar"/>
-        </w:rPr>
-        <w:t xml:space="preserve">KNeighborsClassifier</w:t>
-      </w:r>
-    </w:p>
-    <w:p>
-      <w:pPr>
-        <w:pStyle w:val="FirstParagraph"/>
-      </w:pPr>
-      <w:r>
-        <w:rPr>
-          <w:rFonts w:hint="eastAsia"/>
-          <w:b/>
-          <w:bCs/>
-        </w:rPr>
-        <w:t xml:space="preserve">實作參數</w:t>
-      </w:r>
-      <w:r>
-        <w:rPr>
-          <w:rFonts w:hint="eastAsia"/>
-        </w:rPr>
-        <w:t xml:space="preserve">：</w:t>
-      </w:r>
-    </w:p>
-    <w:p>
-      <w:pPr>
-        <w:pStyle w:val="Compact"/>
-        <w:numPr>
-          <w:ilvl w:val="0"/>
-          <w:numId w:val="1010"/>
-        </w:numPr>
-      </w:pPr>
-      <w:r>
-        <w:rPr>
-          <w:rStyle w:val="VerbatimChar"/>
-        </w:rPr>
-        <w:t xml:space="preserve">n_neighbors</w:t>
-      </w:r>
-      <w:r>
-        <w:t xml:space="preserve">: 5</w:t>
-      </w:r>
-    </w:p>
-    <w:p>
-      <w:pPr>
-        <w:pStyle w:val="Compact"/>
-        <w:numPr>
-          <w:ilvl w:val="0"/>
-          <w:numId w:val="1010"/>
-        </w:numPr>
-      </w:pPr>
-      <w:r>
-        <w:rPr>
-          <w:rStyle w:val="VerbatimChar"/>
-        </w:rPr>
-        <w:t xml:space="preserve">metric</w:t>
-      </w:r>
-      <w:r>
-        <w:t xml:space="preserve">:</w:t>
-      </w:r>
-      <w:r>
-        <w:t xml:space="preserve"> </w:t>
-      </w:r>
-      <w:r>
-        <w:t xml:space="preserve">‘minkowski’</w:t>
-      </w:r>
-      <w:r>
-        <w:rPr>
-          <w:rFonts w:hint="eastAsia"/>
-        </w:rPr>
-        <w:t xml:space="preserve">（p=2，即歐氏距離）</w:t>
-      </w:r>
-    </w:p>
-    <w:p>
-      <w:pPr>
-        <w:pStyle w:val="Compact"/>
-        <w:numPr>
-          <w:ilvl w:val="0"/>
-          <w:numId w:val="1010"/>
-        </w:numPr>
-      </w:pPr>
-      <w:r>
-        <w:rPr>
-          <w:rStyle w:val="VerbatimChar"/>
-        </w:rPr>
-        <w:t xml:space="preserve">weights</w:t>
-      </w:r>
-      <w:r>
-        <w:t xml:space="preserve">:</w:t>
-      </w:r>
-      <w:r>
-        <w:t xml:space="preserve"> </w:t>
-      </w:r>
-      <w:r>
-        <w:t xml:space="preserve">‘uniform’</w:t>
-      </w:r>
-      <w:r>
-        <w:rPr>
-          <w:rFonts w:hint="eastAsia"/>
-        </w:rPr>
-        <w:t xml:space="preserve">（等權投票）</w:t>
-      </w:r>
-    </w:p>
-    <w:p>
-      <w:pPr>
-        <w:pStyle w:val="FirstParagraph"/>
-      </w:pPr>
-      <w:r>
-        <w:rPr>
-          <w:rFonts w:hint="eastAsia"/>
-          <w:b/>
-          <w:bCs/>
-        </w:rPr>
-        <w:t xml:space="preserve">注意</w:t>
-      </w:r>
-      <w:r>
-        <w:rPr>
-          <w:rFonts w:hint="eastAsia"/>
-        </w:rPr>
-        <w:t xml:space="preserve">：KNN</w:t>
-      </w:r>
-      <w:r>
-        <w:t xml:space="preserve"> </w:t>
-      </w:r>
-      <w:r>
-        <w:rPr>
-          <w:rFonts w:hint="eastAsia"/>
-        </w:rPr>
-        <w:t xml:space="preserve">不直接支援</w:t>
-      </w:r>
-      <w:r>
-        <w:t xml:space="preserve"> class_weight </w:t>
-      </w:r>
-      <w:r>
-        <w:rPr>
-          <w:rFonts w:hint="eastAsia"/>
-        </w:rPr>
-        <w:t xml:space="preserve">參數。本研究在預測階段使用距離加權投票，並搭配標準化特徵以確保各維度的距離貢獻均等。</w:t>
-      </w:r>
-    </w:p>
-    <w:bookmarkEnd w:id="22"/>
-    <w:bookmarkStart w:id="23" w:name="decision-tree-dt"/>
-    <w:p>
-      <w:pPr>
-        <w:pStyle w:val="3"/>
-      </w:pPr>
-      <w:r>
-        <w:t xml:space="preserve">5.2.2 Decision Tree (DT)</w:t>
-      </w:r>
-    </w:p>
-    <w:p>
-      <w:pPr>
-        <w:pStyle w:val="FirstParagraph"/>
-      </w:pPr>
-      <w:r>
-        <w:rPr>
-          <w:rFonts w:hint="eastAsia"/>
-        </w:rPr>
-        <w:t xml:space="preserve">決策樹是一種基於規則的分類模型，透過遞迴地將資料依特徵值分割成子集，最終形成樹狀結構。每個內部節點代表一個特徵的判斷條件，每個葉節點代表一個類別預測。</w:t>
-      </w:r>
-    </w:p>
-    <w:p>
-      <w:pPr>
-        <w:pStyle w:val="a0"/>
-      </w:pPr>
-      <w:r>
-        <w:rPr>
-          <w:rFonts w:hint="eastAsia"/>
-          <w:b/>
-          <w:bCs/>
-        </w:rPr>
-        <w:t xml:space="preserve">演算法原理</w:t>
-      </w:r>
-      <w:r>
-        <w:rPr>
-          <w:rFonts w:hint="eastAsia"/>
-        </w:rPr>
-        <w:t xml:space="preserve">：</w:t>
-      </w:r>
-    </w:p>
-    <w:p>
-      <w:pPr>
-        <w:pStyle w:val="a0"/>
-      </w:pPr>
-      <w:r>
-        <w:rPr>
-          <w:rFonts w:hint="eastAsia"/>
-        </w:rPr>
-        <w:t xml:space="preserve">決策樹的建構過程為：在每個節點選擇使資料純度最大化的特徵與閾值進行分割。本研究使用</w:t>
-      </w:r>
-      <w:r>
-        <w:t xml:space="preserve"> Gini </w:t>
-      </w:r>
-      <w:r>
-        <w:rPr>
-          <w:rFonts w:hint="eastAsia"/>
-        </w:rPr>
-        <w:t xml:space="preserve">Impurity（基尼不純度）作為分割準則：</w:t>
-      </w:r>
-    </w:p>
-    <w:p>
-      <w:pPr>
-        <w:pStyle w:val="a0"/>
-      </w:pPr>
-      <m:oMathPara>
-        <m:oMathParaPr>
-          <m:jc m:val="center"/>
-        </m:oMathParaPr>
-        <m:oMath>
-          <m:r>
-            <m:t>G</m:t>
-          </m:r>
-          <m:r>
-            <m:t>i</m:t>
-          </m:r>
-          <m:r>
-            <m:t>n</m:t>
-          </m:r>
-          <m:r>
-            <m:t>i</m:t>
-          </m:r>
-          <m:r>
-            <m:rPr>
-              <m:sty m:val="p"/>
-            </m:rPr>
-            <m:t>(</m:t>
-          </m:r>
-          <m:r>
-            <m:t>t</m:t>
-          </m:r>
-          <m:r>
-            <m:rPr>
-              <m:sty m:val="p"/>
-            </m:rPr>
-            <m:t>)</m:t>
-          </m:r>
-          <m:r>
-            <m:rPr>
-              <m:sty m:val="p"/>
-            </m:rPr>
-            <m:t>=</m:t>
-          </m:r>
-          <m:r>
-            <m:t>1</m:t>
-          </m:r>
-          <m:r>
-            <m:rPr>
-              <m:sty m:val="p"/>
-            </m:rPr>
-            <m:t>−</m:t>
-          </m:r>
-          <m:nary>
-            <m:naryPr>
-              <m:chr m:val="∑"/>
-              <m:limLoc m:val="undOvr"/>
-              <m:subHide m:val="off"/>
-              <m:supHide m:val="off"/>
-            </m:naryPr>
-            <m:sub>
-              <m:r>
-                <m:t>k</m:t>
-              </m:r>
-              <m:r>
-                <m:rPr>
-                  <m:sty m:val="p"/>
-                </m:rPr>
-                <m:t>=</m:t>
-              </m:r>
-              <m:r>
-                <m:t>1</m:t>
-              </m:r>
-            </m:sub>
-            <m:sup>
-              <m:r>
-                <m:t>K</m:t>
-              </m:r>
-            </m:sup>
-            <m:e>
-              <m:sSubSup>
-                <m:e>
-                  <m:r>
-                    <m:t>p</m:t>
-                  </m:r>
-                </m:e>
-                <m:sub>
-                  <m:r>
-                    <m:t>k</m:t>
-                  </m:r>
-                </m:sub>
-                <m:sup>
-                  <m:r>
-                    <m:t>2</m:t>
-                  </m:r>
-                </m:sup>
-              </m:sSubSup>
-            </m:e>
-          </m:nary>
-        </m:oMath>
-      </m:oMathPara>
-    </w:p>
-    <w:p>
-      <w:pPr>
-        <w:pStyle w:val="FirstParagraph"/>
       </w:pPr>
       <w:r>
         <w:rPr>
@@ -3472,243 +3791,277 @@
         <w:t xml:space="preserve">值下降最多的特徵與閾值：</w:t>
       </w:r>
     </w:p>
-    <w:p>
-      <w:pPr>
-        <w:pStyle w:val="a0"/>
-      </w:pPr>
-      <m:oMathPara>
-        <m:oMathParaPr>
-          <m:jc m:val="center"/>
-        </m:oMathParaPr>
-        <m:oMath>
-          <m:r>
-            <m:rPr>
-              <m:sty m:val="p"/>
-            </m:rPr>
-            <m:t>Δ</m:t>
-          </m:r>
-          <m:r>
-            <m:t>G</m:t>
-          </m:r>
-          <m:r>
-            <m:t>i</m:t>
-          </m:r>
-          <m:r>
-            <m:t>n</m:t>
-          </m:r>
-          <m:r>
-            <m:t>i</m:t>
-          </m:r>
-          <m:r>
-            <m:rPr>
-              <m:sty m:val="p"/>
-            </m:rPr>
-            <m:t>=</m:t>
-          </m:r>
-          <m:r>
-            <m:t>G</m:t>
-          </m:r>
-          <m:r>
-            <m:t>i</m:t>
-          </m:r>
-          <m:r>
-            <m:t>n</m:t>
-          </m:r>
-          <m:r>
-            <m:t>i</m:t>
-          </m:r>
-          <m:r>
-            <m:rPr>
-              <m:sty m:val="p"/>
-            </m:rPr>
-            <m:t>(</m:t>
-          </m:r>
-          <m:r>
-            <m:t>p</m:t>
-          </m:r>
-          <m:r>
-            <m:t>a</m:t>
-          </m:r>
-          <m:r>
-            <m:t>r</m:t>
-          </m:r>
-          <m:r>
-            <m:t>e</m:t>
-          </m:r>
-          <m:r>
-            <m:t>n</m:t>
-          </m:r>
-          <m:r>
-            <m:t>t</m:t>
-          </m:r>
-          <m:r>
-            <m:rPr>
-              <m:sty m:val="p"/>
-            </m:rPr>
-            <m:t>)</m:t>
-          </m:r>
-          <m:r>
-            <m:rPr>
-              <m:sty m:val="p"/>
-            </m:rPr>
-            <m:t>−</m:t>
-          </m:r>
-          <m:f>
-            <m:fPr>
-              <m:type m:val="bar"/>
-            </m:fPr>
-            <m:num>
-              <m:sSub>
-                <m:e>
+    <w:tbl>
+      <w:tblPr>
+        <w:tblStyle w:val="Table"/>
+        <w:tblW w:type="pct" w:w="5000"/>
+        <w:tblLayout w:type="fixed"/>
+        <w:tblLook w:firstRow="0" w:lastRow="0" w:firstColumn="0" w:lastColumn="0" w:noHBand="0" w:noVBand="0" w:val="0000"/>
+      </w:tblPr>
+      <w:tblGrid>
+        <w:gridCol w:w="1980"/>
+        <w:gridCol w:w="3300"/>
+        <w:gridCol w:w="2640"/>
+      </w:tblGrid>
+      <w:tr>
+        <w:tc>
+          <w:tcPr/>
+          <w:p>
+            <w:pPr>
+              <w:pStyle w:val="Compact"/>
+            </w:pPr>
+          </w:p>
+        </w:tc>
+        <w:tc>
+          <w:tcPr/>
+          <w:p>
+            <w:pPr>
+              <w:pStyle w:val="Compact"/>
+              <w:jc w:val="center"/>
+            </w:pPr>
+            <m:oMath>
+              <m:r>
+                <m:rPr>
+                  <m:sty m:val="p"/>
+                </m:rPr>
+                <m:t>Δ</m:t>
+              </m:r>
+              <m:r>
+                <m:t>G</m:t>
+              </m:r>
+              <m:r>
+                <m:t>i</m:t>
+              </m:r>
+              <m:r>
+                <m:t>n</m:t>
+              </m:r>
+              <m:r>
+                <m:t>i</m:t>
+              </m:r>
+              <m:r>
+                <m:rPr>
+                  <m:sty m:val="p"/>
+                </m:rPr>
+                <m:t>=</m:t>
+              </m:r>
+              <m:r>
+                <m:t>G</m:t>
+              </m:r>
+              <m:r>
+                <m:t>i</m:t>
+              </m:r>
+              <m:r>
+                <m:t>n</m:t>
+              </m:r>
+              <m:r>
+                <m:t>i</m:t>
+              </m:r>
+              <m:r>
+                <m:rPr>
+                  <m:sty m:val="p"/>
+                </m:rPr>
+                <m:t>(</m:t>
+              </m:r>
+              <m:r>
+                <m:t>p</m:t>
+              </m:r>
+              <m:r>
+                <m:t>a</m:t>
+              </m:r>
+              <m:r>
+                <m:t>r</m:t>
+              </m:r>
+              <m:r>
+                <m:t>e</m:t>
+              </m:r>
+              <m:r>
+                <m:t>n</m:t>
+              </m:r>
+              <m:r>
+                <m:t>t</m:t>
+              </m:r>
+              <m:r>
+                <m:rPr>
+                  <m:sty m:val="p"/>
+                </m:rPr>
+                <m:t>)</m:t>
+              </m:r>
+              <m:r>
+                <m:rPr>
+                  <m:sty m:val="p"/>
+                </m:rPr>
+                <m:t>−</m:t>
+              </m:r>
+              <m:f>
+                <m:fPr>
+                  <m:type m:val="bar"/>
+                </m:fPr>
+                <m:num>
+                  <m:sSub>
+                    <m:e>
+                      <m:r>
+                        <m:t>n</m:t>
+                      </m:r>
+                    </m:e>
+                    <m:sub>
+                      <m:r>
+                        <m:t>l</m:t>
+                      </m:r>
+                      <m:r>
+                        <m:t>e</m:t>
+                      </m:r>
+                      <m:r>
+                        <m:t>f</m:t>
+                      </m:r>
+                      <m:r>
+                        <m:t>t</m:t>
+                      </m:r>
+                    </m:sub>
+                  </m:sSub>
+                </m:num>
+                <m:den>
                   <m:r>
                     <m:t>n</m:t>
                   </m:r>
-                </m:e>
-                <m:sub>
-                  <m:r>
-                    <m:t>l</m:t>
-                  </m:r>
-                  <m:r>
-                    <m:t>e</m:t>
-                  </m:r>
-                  <m:r>
-                    <m:t>f</m:t>
-                  </m:r>
-                  <m:r>
-                    <m:t>t</m:t>
-                  </m:r>
-                </m:sub>
-              </m:sSub>
-            </m:num>
-            <m:den>
+                </m:den>
+              </m:f>
+              <m:r>
+                <m:t>G</m:t>
+              </m:r>
+              <m:r>
+                <m:t>i</m:t>
+              </m:r>
               <m:r>
                 <m:t>n</m:t>
               </m:r>
-            </m:den>
-          </m:f>
-          <m:r>
-            <m:t>G</m:t>
-          </m:r>
-          <m:r>
-            <m:t>i</m:t>
-          </m:r>
-          <m:r>
-            <m:t>n</m:t>
-          </m:r>
-          <m:r>
-            <m:t>i</m:t>
-          </m:r>
-          <m:r>
-            <m:rPr>
-              <m:sty m:val="p"/>
-            </m:rPr>
-            <m:t>(</m:t>
-          </m:r>
-          <m:r>
-            <m:t>l</m:t>
-          </m:r>
-          <m:r>
-            <m:t>e</m:t>
-          </m:r>
-          <m:r>
-            <m:t>f</m:t>
-          </m:r>
-          <m:r>
-            <m:t>t</m:t>
-          </m:r>
-          <m:r>
-            <m:rPr>
-              <m:sty m:val="p"/>
-            </m:rPr>
-            <m:t>)</m:t>
-          </m:r>
-          <m:r>
-            <m:rPr>
-              <m:sty m:val="p"/>
-            </m:rPr>
-            <m:t>−</m:t>
-          </m:r>
-          <m:f>
-            <m:fPr>
-              <m:type m:val="bar"/>
-            </m:fPr>
-            <m:num>
-              <m:sSub>
-                <m:e>
+              <m:r>
+                <m:t>i</m:t>
+              </m:r>
+              <m:r>
+                <m:rPr>
+                  <m:sty m:val="p"/>
+                </m:rPr>
+                <m:t>(</m:t>
+              </m:r>
+              <m:r>
+                <m:t>l</m:t>
+              </m:r>
+              <m:r>
+                <m:t>e</m:t>
+              </m:r>
+              <m:r>
+                <m:t>f</m:t>
+              </m:r>
+              <m:r>
+                <m:t>t</m:t>
+              </m:r>
+              <m:r>
+                <m:rPr>
+                  <m:sty m:val="p"/>
+                </m:rPr>
+                <m:t>)</m:t>
+              </m:r>
+              <m:r>
+                <m:rPr>
+                  <m:sty m:val="p"/>
+                </m:rPr>
+                <m:t>−</m:t>
+              </m:r>
+              <m:f>
+                <m:fPr>
+                  <m:type m:val="bar"/>
+                </m:fPr>
+                <m:num>
+                  <m:sSub>
+                    <m:e>
+                      <m:r>
+                        <m:t>n</m:t>
+                      </m:r>
+                    </m:e>
+                    <m:sub>
+                      <m:r>
+                        <m:t>r</m:t>
+                      </m:r>
+                      <m:r>
+                        <m:t>i</m:t>
+                      </m:r>
+                      <m:r>
+                        <m:t>g</m:t>
+                      </m:r>
+                      <m:r>
+                        <m:t>h</m:t>
+                      </m:r>
+                      <m:r>
+                        <m:t>t</m:t>
+                      </m:r>
+                    </m:sub>
+                  </m:sSub>
+                </m:num>
+                <m:den>
                   <m:r>
                     <m:t>n</m:t>
                   </m:r>
-                </m:e>
-                <m:sub>
-                  <m:r>
-                    <m:t>r</m:t>
-                  </m:r>
-                  <m:r>
-                    <m:t>i</m:t>
-                  </m:r>
-                  <m:r>
-                    <m:t>g</m:t>
-                  </m:r>
-                  <m:r>
-                    <m:t>h</m:t>
-                  </m:r>
-                  <m:r>
-                    <m:t>t</m:t>
-                  </m:r>
-                </m:sub>
-              </m:sSub>
-            </m:num>
-            <m:den>
+                </m:den>
+              </m:f>
+              <m:r>
+                <m:t>G</m:t>
+              </m:r>
+              <m:r>
+                <m:t>i</m:t>
+              </m:r>
               <m:r>
                 <m:t>n</m:t>
               </m:r>
-            </m:den>
-          </m:f>
-          <m:r>
-            <m:t>G</m:t>
-          </m:r>
-          <m:r>
-            <m:t>i</m:t>
-          </m:r>
-          <m:r>
-            <m:t>n</m:t>
-          </m:r>
-          <m:r>
-            <m:t>i</m:t>
-          </m:r>
-          <m:r>
-            <m:rPr>
-              <m:sty m:val="p"/>
-            </m:rPr>
-            <m:t>(</m:t>
-          </m:r>
-          <m:r>
-            <m:t>r</m:t>
-          </m:r>
-          <m:r>
-            <m:t>i</m:t>
-          </m:r>
-          <m:r>
-            <m:t>g</m:t>
-          </m:r>
-          <m:r>
-            <m:t>h</m:t>
-          </m:r>
-          <m:r>
-            <m:t>t</m:t>
-          </m:r>
-          <m:r>
-            <m:rPr>
-              <m:sty m:val="p"/>
-            </m:rPr>
-            <m:t>)</m:t>
-          </m:r>
-        </m:oMath>
-      </m:oMathPara>
-    </w:p>
-    <w:p>
-      <w:pPr>
-        <w:pStyle w:val="FirstParagraph"/>
+              <m:r>
+                <m:t>i</m:t>
+              </m:r>
+              <m:r>
+                <m:rPr>
+                  <m:sty m:val="p"/>
+                </m:rPr>
+                <m:t>(</m:t>
+              </m:r>
+              <m:r>
+                <m:t>r</m:t>
+              </m:r>
+              <m:r>
+                <m:t>i</m:t>
+              </m:r>
+              <m:r>
+                <m:t>g</m:t>
+              </m:r>
+              <m:r>
+                <m:t>h</m:t>
+              </m:r>
+              <m:r>
+                <m:t>t</m:t>
+              </m:r>
+              <m:r>
+                <m:rPr>
+                  <m:sty m:val="p"/>
+                </m:rPr>
+                <m:t>)</m:t>
+              </m:r>
+            </m:oMath>
+          </w:p>
+        </w:tc>
+        <w:tc>
+          <w:tcPr/>
+          <w:p>
+            <w:pPr>
+              <w:pStyle w:val="Compact"/>
+              <w:jc w:val="right"/>
+            </w:pPr>
+            <w:r>
+              <w:t xml:space="preserve">(5-9)</w:t>
+            </w:r>
+          </w:p>
+        </w:tc>
+      </w:tr>
+    </w:tbl>
+    <w:p>
+      <w:pPr>
+        <w:pStyle w:val="a0"/>
       </w:pPr>
       <w:r>
         <w:rPr>
@@ -3933,7 +4286,7 @@
         <w:t xml:space="preserve">Forest（隨機森林）是由</w:t>
       </w:r>
       <w:r>
-        <w:t xml:space="preserve"> Breiman (2001) </w:t>
+        <w:t xml:space="preserve"> Breiman [29] </w:t>
       </w:r>
       <w:r>
         <w:rPr>
@@ -4137,161 +4490,194 @@
         <w:t xml:space="preserve">：最終預測為所有樹的多數決（分類）：</w:t>
       </w:r>
     </w:p>
-    <w:p>
-      <w:pPr>
-        <w:pStyle w:val="FirstParagraph"/>
-      </w:pPr>
-      <m:oMathPara>
-        <m:oMathParaPr>
-          <m:jc m:val="center"/>
-        </m:oMathParaPr>
-        <m:oMath>
-          <m:acc>
-            <m:accPr>
-              <m:chr m:val="̂"/>
-            </m:accPr>
-            <m:e>
-              <m:r>
-                <m:t>y</m:t>
-              </m:r>
-            </m:e>
-          </m:acc>
-          <m:r>
-            <m:rPr>
-              <m:sty m:val="p"/>
-            </m:rPr>
-            <m:t>=</m:t>
-          </m:r>
-          <m:r>
-            <m:rPr>
-              <m:nor/>
-              <m:sty m:val="p"/>
-            </m:rPr>
-            <m:t>mode</m:t>
-          </m:r>
-          <m:r>
-            <m:rPr>
-              <m:sty m:val="p"/>
-            </m:rPr>
-            <m:t>{</m:t>
-          </m:r>
-          <m:sSub>
-            <m:e>
-              <m:r>
-                <m:t>h</m:t>
-              </m:r>
-            </m:e>
-            <m:sub>
-              <m:r>
-                <m:t>1</m:t>
-              </m:r>
-            </m:sub>
-          </m:sSub>
-          <m:r>
-            <m:rPr>
-              <m:sty m:val="p"/>
-            </m:rPr>
-            <m:t>(</m:t>
-          </m:r>
-          <m:r>
-            <m:t>x</m:t>
-          </m:r>
-          <m:r>
-            <m:rPr>
-              <m:sty m:val="p"/>
-            </m:rPr>
-            <m:t>)</m:t>
-          </m:r>
-          <m:r>
-            <m:rPr>
-              <m:sty m:val="p"/>
-            </m:rPr>
-            <m:t>,</m:t>
-          </m:r>
-          <m:sSub>
-            <m:e>
-              <m:r>
-                <m:t>h</m:t>
-              </m:r>
-            </m:e>
-            <m:sub>
-              <m:r>
-                <m:t>2</m:t>
-              </m:r>
-            </m:sub>
-          </m:sSub>
-          <m:r>
-            <m:rPr>
-              <m:sty m:val="p"/>
-            </m:rPr>
-            <m:t>(</m:t>
-          </m:r>
-          <m:r>
-            <m:t>x</m:t>
-          </m:r>
-          <m:r>
-            <m:rPr>
-              <m:sty m:val="p"/>
-            </m:rPr>
-            <m:t>)</m:t>
-          </m:r>
-          <m:r>
-            <m:rPr>
-              <m:sty m:val="p"/>
-            </m:rPr>
-            <m:t>,</m:t>
-          </m:r>
-          <m:r>
-            <m:rPr>
-              <m:sty m:val="p"/>
-            </m:rPr>
-            <m:t>…</m:t>
-          </m:r>
-          <m:r>
-            <m:rPr>
-              <m:sty m:val="p"/>
-            </m:rPr>
-            <m:t>,</m:t>
-          </m:r>
-          <m:sSub>
-            <m:e>
-              <m:r>
-                <m:t>h</m:t>
-              </m:r>
-            </m:e>
-            <m:sub>
-              <m:r>
-                <m:t>B</m:t>
-              </m:r>
-            </m:sub>
-          </m:sSub>
-          <m:r>
-            <m:rPr>
-              <m:sty m:val="p"/>
-            </m:rPr>
-            <m:t>(</m:t>
-          </m:r>
-          <m:r>
-            <m:t>x</m:t>
-          </m:r>
-          <m:r>
-            <m:rPr>
-              <m:sty m:val="p"/>
-            </m:rPr>
-            <m:t>)</m:t>
-          </m:r>
-          <m:r>
-            <m:rPr>
-              <m:sty m:val="p"/>
-            </m:rPr>
-            <m:t>}</m:t>
-          </m:r>
-        </m:oMath>
-      </m:oMathPara>
-    </w:p>
-    <w:p>
-      <w:pPr>
-        <w:pStyle w:val="FirstParagraph"/>
+    <w:tbl>
+      <w:tblPr>
+        <w:tblStyle w:val="Table"/>
+        <w:tblW w:type="auto" w:w="0"/>
+        <w:tblLook w:firstRow="0" w:lastRow="0" w:firstColumn="0" w:lastColumn="0" w:noHBand="0" w:noVBand="0" w:val="0000"/>
+      </w:tblPr>
+      <w:tblGrid>
+        <w:gridCol w:w="2640"/>
+        <w:gridCol w:w="2640"/>
+        <w:gridCol w:w="2640"/>
+      </w:tblGrid>
+      <w:tr>
+        <w:tc>
+          <w:tcPr/>
+          <w:p>
+            <w:pPr>
+              <w:pStyle w:val="Compact"/>
+            </w:pPr>
+          </w:p>
+        </w:tc>
+        <w:tc>
+          <w:tcPr/>
+          <w:p>
+            <w:pPr>
+              <w:pStyle w:val="Compact"/>
+              <w:jc w:val="center"/>
+            </w:pPr>
+            <m:oMath>
+              <m:acc>
+                <m:accPr>
+                  <m:chr m:val="̂"/>
+                </m:accPr>
+                <m:e>
+                  <m:r>
+                    <m:t>y</m:t>
+                  </m:r>
+                </m:e>
+              </m:acc>
+              <m:r>
+                <m:rPr>
+                  <m:sty m:val="p"/>
+                </m:rPr>
+                <m:t>=</m:t>
+              </m:r>
+              <m:r>
+                <m:rPr>
+                  <m:nor/>
+                  <m:sty m:val="p"/>
+                </m:rPr>
+                <m:t>mode</m:t>
+              </m:r>
+              <m:r>
+                <m:rPr>
+                  <m:sty m:val="p"/>
+                </m:rPr>
+                <m:t>{</m:t>
+              </m:r>
+              <m:sSub>
+                <m:e>
+                  <m:r>
+                    <m:t>h</m:t>
+                  </m:r>
+                </m:e>
+                <m:sub>
+                  <m:r>
+                    <m:t>1</m:t>
+                  </m:r>
+                </m:sub>
+              </m:sSub>
+              <m:r>
+                <m:rPr>
+                  <m:sty m:val="p"/>
+                </m:rPr>
+                <m:t>(</m:t>
+              </m:r>
+              <m:r>
+                <m:t>x</m:t>
+              </m:r>
+              <m:r>
+                <m:rPr>
+                  <m:sty m:val="p"/>
+                </m:rPr>
+                <m:t>)</m:t>
+              </m:r>
+              <m:r>
+                <m:rPr>
+                  <m:sty m:val="p"/>
+                </m:rPr>
+                <m:t>,</m:t>
+              </m:r>
+              <m:sSub>
+                <m:e>
+                  <m:r>
+                    <m:t>h</m:t>
+                  </m:r>
+                </m:e>
+                <m:sub>
+                  <m:r>
+                    <m:t>2</m:t>
+                  </m:r>
+                </m:sub>
+              </m:sSub>
+              <m:r>
+                <m:rPr>
+                  <m:sty m:val="p"/>
+                </m:rPr>
+                <m:t>(</m:t>
+              </m:r>
+              <m:r>
+                <m:t>x</m:t>
+              </m:r>
+              <m:r>
+                <m:rPr>
+                  <m:sty m:val="p"/>
+                </m:rPr>
+                <m:t>)</m:t>
+              </m:r>
+              <m:r>
+                <m:rPr>
+                  <m:sty m:val="p"/>
+                </m:rPr>
+                <m:t>,</m:t>
+              </m:r>
+              <m:r>
+                <m:rPr>
+                  <m:sty m:val="p"/>
+                </m:rPr>
+                <m:t>…</m:t>
+              </m:r>
+              <m:r>
+                <m:rPr>
+                  <m:sty m:val="p"/>
+                </m:rPr>
+                <m:t>,</m:t>
+              </m:r>
+              <m:sSub>
+                <m:e>
+                  <m:r>
+                    <m:t>h</m:t>
+                  </m:r>
+                </m:e>
+                <m:sub>
+                  <m:r>
+                    <m:t>B</m:t>
+                  </m:r>
+                </m:sub>
+              </m:sSub>
+              <m:r>
+                <m:rPr>
+                  <m:sty m:val="p"/>
+                </m:rPr>
+                <m:t>(</m:t>
+              </m:r>
+              <m:r>
+                <m:t>x</m:t>
+              </m:r>
+              <m:r>
+                <m:rPr>
+                  <m:sty m:val="p"/>
+                </m:rPr>
+                <m:t>)</m:t>
+              </m:r>
+              <m:r>
+                <m:rPr>
+                  <m:sty m:val="p"/>
+                </m:rPr>
+                <m:t>}</m:t>
+              </m:r>
+            </m:oMath>
+          </w:p>
+        </w:tc>
+        <w:tc>
+          <w:tcPr/>
+          <w:p>
+            <w:pPr>
+              <w:pStyle w:val="Compact"/>
+              <w:jc w:val="right"/>
+            </w:pPr>
+            <w:r>
+              <w:t xml:space="preserve">(5-10)</w:t>
+            </w:r>
+          </w:p>
+        </w:tc>
+      </w:tr>
+    </w:tbl>
+    <w:p>
+      <w:pPr>
+        <w:pStyle w:val="a0"/>
       </w:pPr>
       <w:r>
         <w:rPr>
@@ -4564,7 +4950,7 @@
         <w:t xml:space="preserve">Boosting）由</w:t>
       </w:r>
       <w:r>
-        <w:t xml:space="preserve"> Chen &amp; Guestrin (2016) </w:t>
+        <w:t xml:space="preserve"> Chen &amp; Guestrin [30] </w:t>
       </w:r>
       <w:r>
         <w:rPr>
@@ -4630,150 +5016,183 @@
         <w:t xml:space="preserve">梯度提升透過逐步加入決策樹，累積修正預測結果：</w:t>
       </w:r>
     </w:p>
-    <w:p>
-      <w:pPr>
-        <w:pStyle w:val="a0"/>
-      </w:pPr>
-      <m:oMathPara>
-        <m:oMathParaPr>
-          <m:jc m:val="center"/>
-        </m:oMathParaPr>
-        <m:oMath>
-          <m:sSubSup>
-            <m:e>
-              <m:acc>
-                <m:accPr>
-                  <m:chr m:val="̂"/>
-                </m:accPr>
+    <w:tbl>
+      <w:tblPr>
+        <w:tblStyle w:val="Table"/>
+        <w:tblW w:type="auto" w:w="0"/>
+        <w:tblLook w:firstRow="0" w:lastRow="0" w:firstColumn="0" w:lastColumn="0" w:noHBand="0" w:noVBand="0" w:val="0000"/>
+      </w:tblPr>
+      <w:tblGrid>
+        <w:gridCol w:w="2640"/>
+        <w:gridCol w:w="2640"/>
+        <w:gridCol w:w="2640"/>
+      </w:tblGrid>
+      <w:tr>
+        <w:tc>
+          <w:tcPr/>
+          <w:p>
+            <w:pPr>
+              <w:pStyle w:val="Compact"/>
+            </w:pPr>
+          </w:p>
+        </w:tc>
+        <w:tc>
+          <w:tcPr/>
+          <w:p>
+            <w:pPr>
+              <w:pStyle w:val="Compact"/>
+              <w:jc w:val="center"/>
+            </w:pPr>
+            <m:oMath>
+              <m:sSubSup>
+                <m:e>
+                  <m:acc>
+                    <m:accPr>
+                      <m:chr m:val="̂"/>
+                    </m:accPr>
+                    <m:e>
+                      <m:r>
+                        <m:t>y</m:t>
+                      </m:r>
+                    </m:e>
+                  </m:acc>
+                </m:e>
+                <m:sub>
+                  <m:r>
+                    <m:t>i</m:t>
+                  </m:r>
+                </m:sub>
+                <m:sup>
+                  <m:r>
+                    <m:rPr>
+                      <m:sty m:val="p"/>
+                    </m:rPr>
+                    <m:t>(</m:t>
+                  </m:r>
+                  <m:r>
+                    <m:t>t</m:t>
+                  </m:r>
+                  <m:r>
+                    <m:rPr>
+                      <m:sty m:val="p"/>
+                    </m:rPr>
+                    <m:t>)</m:t>
+                  </m:r>
+                </m:sup>
+              </m:sSubSup>
+              <m:r>
+                <m:rPr>
+                  <m:sty m:val="p"/>
+                </m:rPr>
+                <m:t>=</m:t>
+              </m:r>
+              <m:sSubSup>
+                <m:e>
+                  <m:acc>
+                    <m:accPr>
+                      <m:chr m:val="̂"/>
+                    </m:accPr>
+                    <m:e>
+                      <m:r>
+                        <m:t>y</m:t>
+                      </m:r>
+                    </m:e>
+                  </m:acc>
+                </m:e>
+                <m:sub>
+                  <m:r>
+                    <m:t>i</m:t>
+                  </m:r>
+                </m:sub>
+                <m:sup>
+                  <m:r>
+                    <m:rPr>
+                      <m:sty m:val="p"/>
+                    </m:rPr>
+                    <m:t>(</m:t>
+                  </m:r>
+                  <m:r>
+                    <m:t>t</m:t>
+                  </m:r>
+                  <m:r>
+                    <m:rPr>
+                      <m:sty m:val="p"/>
+                    </m:rPr>
+                    <m:t>−</m:t>
+                  </m:r>
+                  <m:r>
+                    <m:t>1</m:t>
+                  </m:r>
+                  <m:r>
+                    <m:rPr>
+                      <m:sty m:val="p"/>
+                    </m:rPr>
+                    <m:t>)</m:t>
+                  </m:r>
+                </m:sup>
+              </m:sSubSup>
+              <m:r>
+                <m:rPr>
+                  <m:sty m:val="p"/>
+                </m:rPr>
+                <m:t>+</m:t>
+              </m:r>
+              <m:sSub>
                 <m:e>
                   <m:r>
-                    <m:t>y</m:t>
+                    <m:t>f</m:t>
                   </m:r>
                 </m:e>
-              </m:acc>
-            </m:e>
-            <m:sub>
-              <m:r>
-                <m:t>i</m:t>
-              </m:r>
-            </m:sub>
-            <m:sup>
+                <m:sub>
+                  <m:r>
+                    <m:t>t</m:t>
+                  </m:r>
+                </m:sub>
+              </m:sSub>
               <m:r>
                 <m:rPr>
                   <m:sty m:val="p"/>
                 </m:rPr>
                 <m:t>(</m:t>
               </m:r>
-              <m:r>
-                <m:t>t</m:t>
-              </m:r>
+              <m:sSub>
+                <m:e>
+                  <m:r>
+                    <m:t>x</m:t>
+                  </m:r>
+                </m:e>
+                <m:sub>
+                  <m:r>
+                    <m:t>i</m:t>
+                  </m:r>
+                </m:sub>
+              </m:sSub>
               <m:r>
                 <m:rPr>
                   <m:sty m:val="p"/>
                 </m:rPr>
                 <m:t>)</m:t>
               </m:r>
-            </m:sup>
-          </m:sSubSup>
-          <m:r>
-            <m:rPr>
-              <m:sty m:val="p"/>
-            </m:rPr>
-            <m:t>=</m:t>
-          </m:r>
-          <m:sSubSup>
-            <m:e>
-              <m:acc>
-                <m:accPr>
-                  <m:chr m:val="̂"/>
-                </m:accPr>
-                <m:e>
-                  <m:r>
-                    <m:t>y</m:t>
-                  </m:r>
-                </m:e>
-              </m:acc>
-            </m:e>
-            <m:sub>
-              <m:r>
-                <m:t>i</m:t>
-              </m:r>
-            </m:sub>
-            <m:sup>
-              <m:r>
-                <m:rPr>
-                  <m:sty m:val="p"/>
-                </m:rPr>
-                <m:t>(</m:t>
-              </m:r>
-              <m:r>
-                <m:t>t</m:t>
-              </m:r>
-              <m:r>
-                <m:rPr>
-                  <m:sty m:val="p"/>
-                </m:rPr>
-                <m:t>−</m:t>
-              </m:r>
-              <m:r>
-                <m:t>1</m:t>
-              </m:r>
-              <m:r>
-                <m:rPr>
-                  <m:sty m:val="p"/>
-                </m:rPr>
-                <m:t>)</m:t>
-              </m:r>
-            </m:sup>
-          </m:sSubSup>
-          <m:r>
-            <m:rPr>
-              <m:sty m:val="p"/>
-            </m:rPr>
-            <m:t>+</m:t>
-          </m:r>
-          <m:sSub>
-            <m:e>
-              <m:r>
-                <m:t>f</m:t>
-              </m:r>
-            </m:e>
-            <m:sub>
-              <m:r>
-                <m:t>t</m:t>
-              </m:r>
-            </m:sub>
-          </m:sSub>
-          <m:r>
-            <m:rPr>
-              <m:sty m:val="p"/>
-            </m:rPr>
-            <m:t>(</m:t>
-          </m:r>
-          <m:sSub>
-            <m:e>
-              <m:r>
-                <m:t>x</m:t>
-              </m:r>
-            </m:e>
-            <m:sub>
-              <m:r>
-                <m:t>i</m:t>
-              </m:r>
-            </m:sub>
-          </m:sSub>
-          <m:r>
-            <m:rPr>
-              <m:sty m:val="p"/>
-            </m:rPr>
-            <m:t>)</m:t>
-          </m:r>
-        </m:oMath>
-      </m:oMathPara>
-    </w:p>
-    <w:p>
-      <w:pPr>
-        <w:pStyle w:val="FirstParagraph"/>
+            </m:oMath>
+          </w:p>
+        </w:tc>
+        <w:tc>
+          <w:tcPr/>
+          <w:p>
+            <w:pPr>
+              <w:pStyle w:val="Compact"/>
+              <w:jc w:val="right"/>
+            </w:pPr>
+            <w:r>
+              <w:t xml:space="preserve">(5-11)</w:t>
+            </w:r>
+          </w:p>
+        </w:tc>
+      </w:tr>
+    </w:tbl>
+    <w:p>
+      <w:pPr>
+        <w:pStyle w:val="a0"/>
       </w:pPr>
       <w:r>
         <w:rPr>
@@ -4834,218 +5253,252 @@
         <w:t xml:space="preserve">的目標函數同時考慮預測誤差與模型複雜度：</w:t>
       </w:r>
     </w:p>
-    <w:p>
-      <w:pPr>
-        <w:pStyle w:val="a0"/>
-      </w:pPr>
-      <m:oMathPara>
-        <m:oMathParaPr>
-          <m:jc m:val="center"/>
-        </m:oMathParaPr>
-        <m:oMath>
-          <m:sSup>
-            <m:e>
+    <w:tbl>
+      <w:tblPr>
+        <w:tblStyle w:val="Table"/>
+        <w:tblW w:type="pct" w:w="5000"/>
+        <w:tblLayout w:type="fixed"/>
+        <w:tblLook w:firstRow="0" w:lastRow="0" w:firstColumn="0" w:lastColumn="0" w:noHBand="0" w:noVBand="0" w:val="0000"/>
+      </w:tblPr>
+      <w:tblGrid>
+        <w:gridCol w:w="1980"/>
+        <w:gridCol w:w="3300"/>
+        <w:gridCol w:w="2640"/>
+      </w:tblGrid>
+      <w:tr>
+        <w:tc>
+          <w:tcPr/>
+          <w:p>
+            <w:pPr>
+              <w:pStyle w:val="Compact"/>
+            </w:pPr>
+          </w:p>
+        </w:tc>
+        <w:tc>
+          <w:tcPr/>
+          <w:p>
+            <w:pPr>
+              <w:pStyle w:val="Compact"/>
+              <w:jc w:val="center"/>
+            </w:pPr>
+            <m:oMath>
+              <m:sSup>
+                <m:e>
+                  <m:r>
+                    <m:rPr>
+                      <m:scr m:val="script"/>
+                      <m:sty m:val="p"/>
+                    </m:rPr>
+                    <m:t>L</m:t>
+                  </m:r>
+                </m:e>
+                <m:sup>
+                  <m:r>
+                    <m:rPr>
+                      <m:sty m:val="p"/>
+                    </m:rPr>
+                    <m:t>(</m:t>
+                  </m:r>
+                  <m:r>
+                    <m:t>t</m:t>
+                  </m:r>
+                  <m:r>
+                    <m:rPr>
+                      <m:sty m:val="p"/>
+                    </m:rPr>
+                    <m:t>)</m:t>
+                  </m:r>
+                </m:sup>
+              </m:sSup>
               <m:r>
                 <m:rPr>
-                  <m:scr m:val="script"/>
                   <m:sty m:val="p"/>
                 </m:rPr>
-                <m:t>L</m:t>
-              </m:r>
-            </m:e>
-            <m:sup>
+                <m:t>=</m:t>
+              </m:r>
+              <m:nary>
+                <m:naryPr>
+                  <m:chr m:val="∑"/>
+                  <m:limLoc m:val="undOvr"/>
+                  <m:subHide m:val="off"/>
+                  <m:supHide m:val="off"/>
+                </m:naryPr>
+                <m:sub>
+                  <m:r>
+                    <m:t>i</m:t>
+                  </m:r>
+                  <m:r>
+                    <m:rPr>
+                      <m:sty m:val="p"/>
+                    </m:rPr>
+                    <m:t>=</m:t>
+                  </m:r>
+                  <m:r>
+                    <m:t>1</m:t>
+                  </m:r>
+                </m:sub>
+                <m:sup>
+                  <m:r>
+                    <m:t>n</m:t>
+                  </m:r>
+                </m:sup>
+                <m:e>
+                  <m:r>
+                    <m:t>l</m:t>
+                  </m:r>
+                </m:e>
+              </m:nary>
               <m:r>
                 <m:rPr>
                   <m:sty m:val="p"/>
                 </m:rPr>
                 <m:t>(</m:t>
               </m:r>
-              <m:r>
-                <m:t>t</m:t>
-              </m:r>
-              <m:r>
-                <m:rPr>
-                  <m:sty m:val="p"/>
-                </m:rPr>
-                <m:t>)</m:t>
-              </m:r>
-            </m:sup>
-          </m:sSup>
-          <m:r>
-            <m:rPr>
-              <m:sty m:val="p"/>
-            </m:rPr>
-            <m:t>=</m:t>
-          </m:r>
-          <m:nary>
-            <m:naryPr>
-              <m:chr m:val="∑"/>
-              <m:limLoc m:val="undOvr"/>
-              <m:subHide m:val="off"/>
-              <m:supHide m:val="off"/>
-            </m:naryPr>
-            <m:sub>
-              <m:r>
-                <m:t>i</m:t>
-              </m:r>
-              <m:r>
-                <m:rPr>
-                  <m:sty m:val="p"/>
-                </m:rPr>
-                <m:t>=</m:t>
-              </m:r>
-              <m:r>
-                <m:t>1</m:t>
-              </m:r>
-            </m:sub>
-            <m:sup>
-              <m:r>
-                <m:t>n</m:t>
-              </m:r>
-            </m:sup>
-            <m:e>
-              <m:r>
-                <m:t>l</m:t>
-              </m:r>
-            </m:e>
-          </m:nary>
-          <m:r>
-            <m:rPr>
-              <m:sty m:val="p"/>
-            </m:rPr>
-            <m:t>(</m:t>
-          </m:r>
-          <m:sSub>
-            <m:e>
-              <m:r>
-                <m:t>y</m:t>
-              </m:r>
-            </m:e>
-            <m:sub>
-              <m:r>
-                <m:t>i</m:t>
-              </m:r>
-            </m:sub>
-          </m:sSub>
-          <m:r>
-            <m:rPr>
-              <m:sty m:val="p"/>
-            </m:rPr>
-            <m:t>,</m:t>
-          </m:r>
-          <m:sSubSup>
-            <m:e>
-              <m:acc>
-                <m:accPr>
-                  <m:chr m:val="̂"/>
-                </m:accPr>
+              <m:sSub>
                 <m:e>
                   <m:r>
                     <m:t>y</m:t>
                   </m:r>
                 </m:e>
-              </m:acc>
-            </m:e>
-            <m:sub>
-              <m:r>
-                <m:t>i</m:t>
-              </m:r>
-            </m:sub>
-            <m:sup>
+                <m:sub>
+                  <m:r>
+                    <m:t>i</m:t>
+                  </m:r>
+                </m:sub>
+              </m:sSub>
+              <m:r>
+                <m:rPr>
+                  <m:sty m:val="p"/>
+                </m:rPr>
+                <m:t>,</m:t>
+              </m:r>
+              <m:sSubSup>
+                <m:e>
+                  <m:acc>
+                    <m:accPr>
+                      <m:chr m:val="̂"/>
+                    </m:accPr>
+                    <m:e>
+                      <m:r>
+                        <m:t>y</m:t>
+                      </m:r>
+                    </m:e>
+                  </m:acc>
+                </m:e>
+                <m:sub>
+                  <m:r>
+                    <m:t>i</m:t>
+                  </m:r>
+                </m:sub>
+                <m:sup>
+                  <m:r>
+                    <m:rPr>
+                      <m:sty m:val="p"/>
+                    </m:rPr>
+                    <m:t>(</m:t>
+                  </m:r>
+                  <m:r>
+                    <m:t>t</m:t>
+                  </m:r>
+                  <m:r>
+                    <m:rPr>
+                      <m:sty m:val="p"/>
+                    </m:rPr>
+                    <m:t>)</m:t>
+                  </m:r>
+                </m:sup>
+              </m:sSubSup>
+              <m:r>
+                <m:rPr>
+                  <m:sty m:val="p"/>
+                </m:rPr>
+                <m:t>)</m:t>
+              </m:r>
+              <m:r>
+                <m:rPr>
+                  <m:sty m:val="p"/>
+                </m:rPr>
+                <m:t>+</m:t>
+              </m:r>
+              <m:nary>
+                <m:naryPr>
+                  <m:chr m:val="∑"/>
+                  <m:limLoc m:val="undOvr"/>
+                  <m:subHide m:val="off"/>
+                  <m:supHide m:val="off"/>
+                </m:naryPr>
+                <m:sub>
+                  <m:r>
+                    <m:t>k</m:t>
+                  </m:r>
+                  <m:r>
+                    <m:rPr>
+                      <m:sty m:val="p"/>
+                    </m:rPr>
+                    <m:t>=</m:t>
+                  </m:r>
+                  <m:r>
+                    <m:t>1</m:t>
+                  </m:r>
+                </m:sub>
+                <m:sup>
+                  <m:r>
+                    <m:t>t</m:t>
+                  </m:r>
+                </m:sup>
+                <m:e>
+                  <m:r>
+                    <m:rPr>
+                      <m:sty m:val="p"/>
+                    </m:rPr>
+                    <m:t>Ω</m:t>
+                  </m:r>
+                </m:e>
+              </m:nary>
               <m:r>
                 <m:rPr>
                   <m:sty m:val="p"/>
                 </m:rPr>
                 <m:t>(</m:t>
               </m:r>
-              <m:r>
-                <m:t>t</m:t>
-              </m:r>
+              <m:sSub>
+                <m:e>
+                  <m:r>
+                    <m:t>f</m:t>
+                  </m:r>
+                </m:e>
+                <m:sub>
+                  <m:r>
+                    <m:t>k</m:t>
+                  </m:r>
+                </m:sub>
+              </m:sSub>
               <m:r>
                 <m:rPr>
                   <m:sty m:val="p"/>
                 </m:rPr>
                 <m:t>)</m:t>
               </m:r>
-            </m:sup>
-          </m:sSubSup>
-          <m:r>
-            <m:rPr>
-              <m:sty m:val="p"/>
-            </m:rPr>
-            <m:t>)</m:t>
-          </m:r>
-          <m:r>
-            <m:rPr>
-              <m:sty m:val="p"/>
-            </m:rPr>
-            <m:t>+</m:t>
-          </m:r>
-          <m:nary>
-            <m:naryPr>
-              <m:chr m:val="∑"/>
-              <m:limLoc m:val="undOvr"/>
-              <m:subHide m:val="off"/>
-              <m:supHide m:val="off"/>
-            </m:naryPr>
-            <m:sub>
-              <m:r>
-                <m:t>k</m:t>
-              </m:r>
-              <m:r>
-                <m:rPr>
-                  <m:sty m:val="p"/>
-                </m:rPr>
-                <m:t>=</m:t>
-              </m:r>
-              <m:r>
-                <m:t>1</m:t>
-              </m:r>
-            </m:sub>
-            <m:sup>
-              <m:r>
-                <m:t>t</m:t>
-              </m:r>
-            </m:sup>
-            <m:e>
-              <m:r>
-                <m:rPr>
-                  <m:sty m:val="p"/>
-                </m:rPr>
-                <m:t>Ω</m:t>
-              </m:r>
-            </m:e>
-          </m:nary>
-          <m:r>
-            <m:rPr>
-              <m:sty m:val="p"/>
-            </m:rPr>
-            <m:t>(</m:t>
-          </m:r>
-          <m:sSub>
-            <m:e>
-              <m:r>
-                <m:t>f</m:t>
-              </m:r>
-            </m:e>
-            <m:sub>
-              <m:r>
-                <m:t>k</m:t>
-              </m:r>
-            </m:sub>
-          </m:sSub>
-          <m:r>
-            <m:rPr>
-              <m:sty m:val="p"/>
-            </m:rPr>
-            <m:t>)</m:t>
-          </m:r>
-        </m:oMath>
-      </m:oMathPara>
-    </w:p>
-    <w:p>
-      <w:pPr>
-        <w:pStyle w:val="FirstParagraph"/>
+            </m:oMath>
+          </w:p>
+        </w:tc>
+        <w:tc>
+          <w:tcPr/>
+          <w:p>
+            <w:pPr>
+              <w:pStyle w:val="Compact"/>
+              <w:jc w:val="right"/>
+            </w:pPr>
+            <w:r>
+              <w:t xml:space="preserve">(5-12)</w:t>
+            </w:r>
+          </w:p>
+        </w:tc>
+      </w:tr>
+    </w:tbl>
+    <w:p>
+      <w:pPr>
+        <w:pStyle w:val="a0"/>
       </w:pPr>
       <w:r>
         <w:rPr>
@@ -5406,7 +5859,7 @@
         <w:t xml:space="preserve">Machine）由</w:t>
       </w:r>
       <w:r>
-        <w:t xml:space="preserve"> Ke et al. (2017) </w:t>
+        <w:t xml:space="preserve"> Ke et al. [31] </w:t>
       </w:r>
       <w:r>
         <w:rPr>
@@ -5884,7 +6337,7 @@
         <w:t xml:space="preserve">SVM）由</w:t>
       </w:r>
       <w:r>
-        <w:t xml:space="preserve"> Cortes &amp; Vapnik (1995) </w:t>
+        <w:t xml:space="preserve"> Cortes &amp; Vapnik [32] </w:t>
       </w:r>
       <w:r>
         <w:rPr>
@@ -6055,210 +6508,64 @@
         <w:t xml:space="preserve">滿足：</w:t>
       </w:r>
     </w:p>
-    <w:p>
-      <w:pPr>
-        <w:pStyle w:val="a0"/>
-      </w:pPr>
-      <m:oMathPara>
-        <m:oMathParaPr>
-          <m:jc m:val="center"/>
-        </m:oMathParaPr>
-        <m:oMath>
-          <m:sSub>
-            <m:e>
-              <m:r>
-                <m:t>y</m:t>
-              </m:r>
-            </m:e>
-            <m:sub>
-              <m:r>
-                <m:t>i</m:t>
-              </m:r>
-            </m:sub>
-          </m:sSub>
-          <m:r>
-            <m:rPr>
-              <m:sty m:val="p"/>
-            </m:rPr>
-            <m:t>(</m:t>
-          </m:r>
-          <m:sSup>
-            <m:e>
-              <m:r>
-                <m:t>w</m:t>
-              </m:r>
-            </m:e>
-            <m:sup>
-              <m:r>
-                <m:t>T</m:t>
-              </m:r>
-            </m:sup>
-          </m:sSup>
-          <m:sSub>
-            <m:e>
-              <m:r>
-                <m:t>x</m:t>
-              </m:r>
-            </m:e>
-            <m:sub>
-              <m:r>
-                <m:t>i</m:t>
-              </m:r>
-            </m:sub>
-          </m:sSub>
-          <m:r>
-            <m:rPr>
-              <m:sty m:val="p"/>
-            </m:rPr>
-            <m:t>+</m:t>
-          </m:r>
-          <m:r>
-            <m:t>b</m:t>
-          </m:r>
-          <m:r>
-            <m:rPr>
-              <m:sty m:val="p"/>
-            </m:rPr>
-            <m:t>)</m:t>
-          </m:r>
-          <m:r>
-            <m:rPr>
-              <m:sty m:val="p"/>
-            </m:rPr>
-            <m:t>≥</m:t>
-          </m:r>
-          <m:r>
-            <m:t>1</m:t>
-          </m:r>
-        </m:oMath>
-      </m:oMathPara>
-    </w:p>
-    <w:p>
-      <w:pPr>
-        <w:pStyle w:val="FirstParagraph"/>
-      </w:pPr>
-      <w:r>
-        <w:rPr>
-          <w:rFonts w:hint="eastAsia"/>
-        </w:rPr>
-        <w:t xml:space="preserve">對於非線性可分的情況，引入軟間隔（Soft</w:t>
-      </w:r>
-      <w:r>
-        <w:t xml:space="preserve"> </w:t>
-      </w:r>
-      <w:r>
-        <w:rPr>
-          <w:rFonts w:hint="eastAsia"/>
-        </w:rPr>
-        <w:t xml:space="preserve">Margin），以參數</w:t>
-      </w:r>
-      <w:r>
-        <w:t xml:space="preserve"> </w:t>
-      </w:r>
-      <m:oMath>
-        <m:r>
-          <m:t>C</m:t>
-        </m:r>
-      </m:oMath>
-      <w:r>
-        <w:t xml:space="preserve"> </w:t>
-      </w:r>
-      <w:r>
-        <w:rPr>
-          <w:rFonts w:hint="eastAsia"/>
-        </w:rPr>
-        <w:t xml:space="preserve">控制分類錯誤的懲罰程度。對於非線性問題，使用核函數將資料映射至高維空間，本研究採用徑向基函數（RBF）核：</w:t>
-      </w:r>
-    </w:p>
-    <w:p>
-      <w:pPr>
-        <w:pStyle w:val="a0"/>
-      </w:pPr>
-      <m:oMathPara>
-        <m:oMathParaPr>
-          <m:jc m:val="center"/>
-        </m:oMathParaPr>
-        <m:oMath>
-          <m:r>
-            <m:t>K</m:t>
-          </m:r>
-          <m:r>
-            <m:rPr>
-              <m:sty m:val="p"/>
-            </m:rPr>
-            <m:t>(</m:t>
-          </m:r>
-          <m:sSub>
-            <m:e>
-              <m:r>
-                <m:t>x</m:t>
-              </m:r>
-            </m:e>
-            <m:sub>
-              <m:r>
-                <m:t>i</m:t>
-              </m:r>
-            </m:sub>
-          </m:sSub>
-          <m:r>
-            <m:rPr>
-              <m:sty m:val="p"/>
-            </m:rPr>
-            <m:t>,</m:t>
-          </m:r>
-          <m:sSub>
-            <m:e>
-              <m:r>
-                <m:t>x</m:t>
-              </m:r>
-            </m:e>
-            <m:sub>
-              <m:r>
-                <m:t>j</m:t>
-              </m:r>
-            </m:sub>
-          </m:sSub>
-          <m:r>
-            <m:rPr>
-              <m:sty m:val="p"/>
-            </m:rPr>
-            <m:t>)</m:t>
-          </m:r>
-          <m:r>
-            <m:rPr>
-              <m:sty m:val="p"/>
-            </m:rPr>
-            <m:t>=</m:t>
-          </m:r>
-          <m:r>
-            <m:rPr>
-              <m:sty m:val="p"/>
-            </m:rPr>
-            <m:t>exp</m:t>
-          </m:r>
-          <m:d>
-            <m:dPr>
-              <m:begChr m:val="("/>
-              <m:sepChr m:val=""/>
-              <m:endChr m:val=")"/>
-              <m:grow/>
-            </m:dPr>
-            <m:e>
+    <w:tbl>
+      <w:tblPr>
+        <w:tblStyle w:val="Table"/>
+        <w:tblW w:type="auto" w:w="0"/>
+        <w:tblLook w:firstRow="0" w:lastRow="0" w:firstColumn="0" w:lastColumn="0" w:noHBand="0" w:noVBand="0" w:val="0000"/>
+      </w:tblPr>
+      <w:tblGrid>
+        <w:gridCol w:w="2640"/>
+        <w:gridCol w:w="2640"/>
+        <w:gridCol w:w="2640"/>
+      </w:tblGrid>
+      <w:tr>
+        <w:tc>
+          <w:tcPr/>
+          <w:p>
+            <w:pPr>
+              <w:pStyle w:val="Compact"/>
+            </w:pPr>
+          </w:p>
+        </w:tc>
+        <w:tc>
+          <w:tcPr/>
+          <w:p>
+            <w:pPr>
+              <w:pStyle w:val="Compact"/>
+              <w:jc w:val="center"/>
+            </w:pPr>
+            <m:oMath>
+              <m:sSub>
+                <m:e>
+                  <m:r>
+                    <m:t>y</m:t>
+                  </m:r>
+                </m:e>
+                <m:sub>
+                  <m:r>
+                    <m:t>i</m:t>
+                  </m:r>
+                </m:sub>
+              </m:sSub>
               <m:r>
                 <m:rPr>
                   <m:sty m:val="p"/>
                 </m:rPr>
-                <m:t>−</m:t>
-              </m:r>
-              <m:r>
-                <m:t>γ</m:t>
-              </m:r>
-              <m:r>
-                <m:rPr>
-                  <m:sty m:val="p"/>
-                </m:rPr>
-                <m:t>∥</m:t>
-              </m:r>
+                <m:t>(</m:t>
+              </m:r>
+              <m:sSup>
+                <m:e>
+                  <m:r>
+                    <m:t>w</m:t>
+                  </m:r>
+                </m:e>
+                <m:sup>
+                  <m:r>
+                    <m:t>T</m:t>
+                  </m:r>
+                </m:sup>
+              </m:sSup>
               <m:sSub>
                 <m:e>
                   <m:r>
@@ -6275,7 +6582,134 @@
                 <m:rPr>
                   <m:sty m:val="p"/>
                 </m:rPr>
-                <m:t>−</m:t>
+                <m:t>+</m:t>
+              </m:r>
+              <m:r>
+                <m:t>b</m:t>
+              </m:r>
+              <m:r>
+                <m:rPr>
+                  <m:sty m:val="p"/>
+                </m:rPr>
+                <m:t>)</m:t>
+              </m:r>
+              <m:r>
+                <m:rPr>
+                  <m:sty m:val="p"/>
+                </m:rPr>
+                <m:t>≥</m:t>
+              </m:r>
+              <m:r>
+                <m:t>1</m:t>
+              </m:r>
+            </m:oMath>
+          </w:p>
+        </w:tc>
+        <w:tc>
+          <w:tcPr/>
+          <w:p>
+            <w:pPr>
+              <w:pStyle w:val="Compact"/>
+              <w:jc w:val="right"/>
+            </w:pPr>
+            <w:r>
+              <w:t xml:space="preserve">(5-13)</w:t>
+            </w:r>
+          </w:p>
+        </w:tc>
+      </w:tr>
+    </w:tbl>
+    <w:p>
+      <w:pPr>
+        <w:pStyle w:val="a0"/>
+      </w:pPr>
+      <w:r>
+        <w:rPr>
+          <w:rFonts w:hint="eastAsia"/>
+        </w:rPr>
+        <w:t xml:space="preserve">對於非線性可分的情況，引入軟間隔（Soft</w:t>
+      </w:r>
+      <w:r>
+        <w:t xml:space="preserve"> </w:t>
+      </w:r>
+      <w:r>
+        <w:rPr>
+          <w:rFonts w:hint="eastAsia"/>
+        </w:rPr>
+        <w:t xml:space="preserve">Margin），以參數</w:t>
+      </w:r>
+      <w:r>
+        <w:t xml:space="preserve"> </w:t>
+      </w:r>
+      <m:oMath>
+        <m:r>
+          <m:t>C</m:t>
+        </m:r>
+      </m:oMath>
+      <w:r>
+        <w:t xml:space="preserve"> </w:t>
+      </w:r>
+      <w:r>
+        <w:rPr>
+          <w:rFonts w:hint="eastAsia"/>
+        </w:rPr>
+        <w:t xml:space="preserve">控制分類錯誤的懲罰程度。對於非線性問題，使用核函數將資料映射至高維空間，本研究採用徑向基函數（RBF）核：</w:t>
+      </w:r>
+    </w:p>
+    <w:tbl>
+      <w:tblPr>
+        <w:tblStyle w:val="Table"/>
+        <w:tblW w:type="auto" w:w="0"/>
+        <w:tblLook w:firstRow="0" w:lastRow="0" w:firstColumn="0" w:lastColumn="0" w:noHBand="0" w:noVBand="0" w:val="0000"/>
+      </w:tblPr>
+      <w:tblGrid>
+        <w:gridCol w:w="2640"/>
+        <w:gridCol w:w="2640"/>
+        <w:gridCol w:w="2640"/>
+      </w:tblGrid>
+      <w:tr>
+        <w:tc>
+          <w:tcPr/>
+          <w:p>
+            <w:pPr>
+              <w:pStyle w:val="Compact"/>
+            </w:pPr>
+          </w:p>
+        </w:tc>
+        <w:tc>
+          <w:tcPr/>
+          <w:p>
+            <w:pPr>
+              <w:pStyle w:val="Compact"/>
+              <w:jc w:val="center"/>
+            </w:pPr>
+            <m:oMath>
+              <m:r>
+                <m:t>K</m:t>
+              </m:r>
+              <m:r>
+                <m:rPr>
+                  <m:sty m:val="p"/>
+                </m:rPr>
+                <m:t>(</m:t>
+              </m:r>
+              <m:sSub>
+                <m:e>
+                  <m:r>
+                    <m:t>x</m:t>
+                  </m:r>
+                </m:e>
+                <m:sub>
+                  <m:r>
+                    <m:t>i</m:t>
+                  </m:r>
+                </m:sub>
+              </m:sSub>
+              <m:r>
+                <m:rPr>
+                  <m:sty m:val="p"/>
+                </m:rPr>
+                <m:t>,</m:t>
               </m:r>
               <m:sSub>
                 <m:e>
@@ -6289,29 +6723,114 @@
                   </m:r>
                 </m:sub>
               </m:sSub>
-              <m:sSup>
+              <m:r>
+                <m:rPr>
+                  <m:sty m:val="p"/>
+                </m:rPr>
+                <m:t>)</m:t>
+              </m:r>
+              <m:r>
+                <m:rPr>
+                  <m:sty m:val="p"/>
+                </m:rPr>
+                <m:t>=</m:t>
+              </m:r>
+              <m:r>
+                <m:rPr>
+                  <m:sty m:val="p"/>
+                </m:rPr>
+                <m:t>exp</m:t>
+              </m:r>
+              <m:d>
+                <m:dPr>
+                  <m:begChr m:val="("/>
+                  <m:sepChr m:val=""/>
+                  <m:endChr m:val=")"/>
+                  <m:grow/>
+                </m:dPr>
                 <m:e>
+                  <m:r>
+                    <m:rPr>
+                      <m:sty m:val="p"/>
+                    </m:rPr>
+                    <m:t>−</m:t>
+                  </m:r>
+                  <m:r>
+                    <m:t>γ</m:t>
+                  </m:r>
                   <m:r>
                     <m:rPr>
                       <m:sty m:val="p"/>
                     </m:rPr>
                     <m:t>∥</m:t>
                   </m:r>
+                  <m:sSub>
+                    <m:e>
+                      <m:r>
+                        <m:t>x</m:t>
+                      </m:r>
+                    </m:e>
+                    <m:sub>
+                      <m:r>
+                        <m:t>i</m:t>
+                      </m:r>
+                    </m:sub>
+                  </m:sSub>
+                  <m:r>
+                    <m:rPr>
+                      <m:sty m:val="p"/>
+                    </m:rPr>
+                    <m:t>−</m:t>
+                  </m:r>
+                  <m:sSub>
+                    <m:e>
+                      <m:r>
+                        <m:t>x</m:t>
+                      </m:r>
+                    </m:e>
+                    <m:sub>
+                      <m:r>
+                        <m:t>j</m:t>
+                      </m:r>
+                    </m:sub>
+                  </m:sSub>
+                  <m:sSup>
+                    <m:e>
+                      <m:r>
+                        <m:rPr>
+                          <m:sty m:val="p"/>
+                        </m:rPr>
+                        <m:t>∥</m:t>
+                      </m:r>
+                    </m:e>
+                    <m:sup>
+                      <m:r>
+                        <m:t>2</m:t>
+                      </m:r>
+                    </m:sup>
+                  </m:sSup>
                 </m:e>
-                <m:sup>
-                  <m:r>
-                    <m:t>2</m:t>
-                  </m:r>
-                </m:sup>
-              </m:sSup>
-            </m:e>
-          </m:d>
-        </m:oMath>
-      </m:oMathPara>
-    </w:p>
-    <w:p>
-      <w:pPr>
-        <w:pStyle w:val="FirstParagraph"/>
+              </m:d>
+            </m:oMath>
+          </w:p>
+        </w:tc>
+        <w:tc>
+          <w:tcPr/>
+          <w:p>
+            <w:pPr>
+              <w:pStyle w:val="Compact"/>
+              <w:jc w:val="right"/>
+            </w:pPr>
+            <w:r>
+              <w:t xml:space="preserve">(5-14)</w:t>
+            </w:r>
+          </w:p>
+        </w:tc>
+      </w:tr>
+    </w:tbl>
+    <w:p>
+      <w:pPr>
+        <w:pStyle w:val="a0"/>
       </w:pPr>
       <w:r>
         <w:rPr>
@@ -6587,7 +7106,7 @@
         <w:t xml:space="preserve">的理論基礎可追溯至</w:t>
       </w:r>
       <w:r>
-        <w:t xml:space="preserve"> Rumelhart et al. (1986) </w:t>
+        <w:t xml:space="preserve"> Rumelhart et al. [33] </w:t>
       </w:r>
       <w:r>
         <w:rPr>
@@ -7201,79 +7720,112 @@
         <w:t xml:space="preserve">ReLU）作為隱藏層的激活函數：</w:t>
       </w:r>
     </w:p>
+    <w:tbl>
+      <w:tblPr>
+        <w:tblStyle w:val="Table"/>
+        <w:tblW w:type="auto" w:w="0"/>
+        <w:tblLook w:firstRow="0" w:lastRow="0" w:firstColumn="0" w:lastColumn="0" w:noHBand="0" w:noVBand="0" w:val="0000"/>
+      </w:tblPr>
+      <w:tblGrid>
+        <w:gridCol w:w="2640"/>
+        <w:gridCol w:w="2640"/>
+        <w:gridCol w:w="2640"/>
+      </w:tblGrid>
+      <w:tr>
+        <w:tc>
+          <w:tcPr/>
+          <w:p>
+            <w:pPr>
+              <w:pStyle w:val="Compact"/>
+            </w:pPr>
+          </w:p>
+        </w:tc>
+        <w:tc>
+          <w:tcPr/>
+          <w:p>
+            <w:pPr>
+              <w:pStyle w:val="Compact"/>
+              <w:jc w:val="center"/>
+            </w:pPr>
+            <m:oMath>
+              <m:r>
+                <m:rPr>
+                  <m:nor/>
+                  <m:sty m:val="p"/>
+                </m:rPr>
+                <m:t>ReLU</m:t>
+              </m:r>
+              <m:r>
+                <m:rPr>
+                  <m:sty m:val="p"/>
+                </m:rPr>
+                <m:t>(</m:t>
+              </m:r>
+              <m:r>
+                <m:t>z</m:t>
+              </m:r>
+              <m:r>
+                <m:rPr>
+                  <m:sty m:val="p"/>
+                </m:rPr>
+                <m:t>)</m:t>
+              </m:r>
+              <m:r>
+                <m:rPr>
+                  <m:sty m:val="p"/>
+                </m:rPr>
+                <m:t>=</m:t>
+              </m:r>
+              <m:r>
+                <m:rPr>
+                  <m:sty m:val="p"/>
+                </m:rPr>
+                <m:t>max</m:t>
+              </m:r>
+              <m:r>
+                <m:rPr>
+                  <m:sty m:val="p"/>
+                </m:rPr>
+                <m:t>(</m:t>
+              </m:r>
+              <m:r>
+                <m:t>0</m:t>
+              </m:r>
+              <m:r>
+                <m:rPr>
+                  <m:sty m:val="p"/>
+                </m:rPr>
+                <m:t>,</m:t>
+              </m:r>
+              <m:r>
+                <m:t>z</m:t>
+              </m:r>
+              <m:r>
+                <m:rPr>
+                  <m:sty m:val="p"/>
+                </m:rPr>
+                <m:t>)</m:t>
+              </m:r>
+            </m:oMath>
+          </w:p>
+        </w:tc>
+        <w:tc>
+          <w:tcPr/>
+          <w:p>
+            <w:pPr>
+              <w:pStyle w:val="Compact"/>
+              <w:jc w:val="right"/>
+            </w:pPr>
+            <w:r>
+              <w:t xml:space="preserve">(5-17)</w:t>
+            </w:r>
+          </w:p>
+        </w:tc>
+      </w:tr>
+    </w:tbl>
     <w:p>
       <w:pPr>
         <w:pStyle w:val="a0"/>
-      </w:pPr>
-      <m:oMathPara>
-        <m:oMathParaPr>
-          <m:jc m:val="center"/>
-        </m:oMathParaPr>
-        <m:oMath>
-          <m:r>
-            <m:rPr>
-              <m:nor/>
-              <m:sty m:val="p"/>
-            </m:rPr>
-            <m:t>ReLU</m:t>
-          </m:r>
-          <m:r>
-            <m:rPr>
-              <m:sty m:val="p"/>
-            </m:rPr>
-            <m:t>(</m:t>
-          </m:r>
-          <m:r>
-            <m:t>z</m:t>
-          </m:r>
-          <m:r>
-            <m:rPr>
-              <m:sty m:val="p"/>
-            </m:rPr>
-            <m:t>)</m:t>
-          </m:r>
-          <m:r>
-            <m:rPr>
-              <m:sty m:val="p"/>
-            </m:rPr>
-            <m:t>=</m:t>
-          </m:r>
-          <m:r>
-            <m:rPr>
-              <m:sty m:val="p"/>
-            </m:rPr>
-            <m:t>max</m:t>
-          </m:r>
-          <m:r>
-            <m:rPr>
-              <m:sty m:val="p"/>
-            </m:rPr>
-            <m:t>(</m:t>
-          </m:r>
-          <m:r>
-            <m:t>0</m:t>
-          </m:r>
-          <m:r>
-            <m:rPr>
-              <m:sty m:val="p"/>
-            </m:rPr>
-            <m:t>,</m:t>
-          </m:r>
-          <m:r>
-            <m:t>z</m:t>
-          </m:r>
-          <m:r>
-            <m:rPr>
-              <m:sty m:val="p"/>
-            </m:rPr>
-            <m:t>)</m:t>
-          </m:r>
-        </m:oMath>
-      </m:oMathPara>
-    </w:p>
-    <w:p>
-      <w:pPr>
-        <w:pStyle w:val="FirstParagraph"/>
       </w:pPr>
       <w:r>
         <w:rPr>
@@ -7352,16 +7904,7 @@
         <w:rPr>
           <w:rFonts w:hint="eastAsia"/>
         </w:rPr>
-        <w:t xml:space="preserve">：訓練時，反向傳播演算法（Rumelhart</w:t>
-      </w:r>
-      <w:r>
-        <w:t xml:space="preserve"> et al., </w:t>
-      </w:r>
-      <w:r>
-        <w:rPr>
-          <w:rFonts w:hint="eastAsia"/>
-        </w:rPr>
-        <w:t xml:space="preserve">1986）利用鏈式法則（Chain</w:t>
+        <w:t xml:space="preserve">：訓練時，反向傳播演算法[33]利用鏈式法則（Chain</w:t>
       </w:r>
       <w:r>
         <w:t xml:space="preserve"> </w:t>
@@ -7683,16 +8226,7 @@
         <w:rPr>
           <w:rFonts w:hint="eastAsia"/>
         </w:rPr>
-        <w:t xml:space="preserve">GP）演化出可解釋的數學公式（Cranmer,</w:t>
-      </w:r>
-      <w:r>
-        <w:t xml:space="preserve"> </w:t>
-      </w:r>
-      <w:r>
-        <w:rPr>
-          <w:rFonts w:hint="eastAsia"/>
-        </w:rPr>
-        <w:t xml:space="preserve">2023）。相較於前述的黑盒模型，符號回歸產出的公式可直接理解其醫學意義，兼顧預測能力與可解釋性。</w:t>
+        <w:t xml:space="preserve">GP）演化出可解釋的數學公式[34]。相較於前述的黑盒模型，符號回歸產出的公式可直接理解其醫學意義，兼顧預測能力與可解釋性。</w:t>
       </w:r>
     </w:p>
     <w:p>
@@ -7997,16 +8531,7 @@
         <w:rPr>
           <w:rFonts w:hint="eastAsia"/>
         </w:rPr>
-        <w:t xml:space="preserve">套件（Cranmer,</w:t>
-      </w:r>
-      <w:r>
-        <w:t xml:space="preserve"> </w:t>
-      </w:r>
-      <w:r>
-        <w:rPr>
-          <w:rFonts w:hint="eastAsia"/>
-        </w:rPr>
-        <w:t xml:space="preserve">2023）。PySR</w:t>
+        <w:t xml:space="preserve">套件[34]。PySR</w:t>
       </w:r>
       <w:r>
         <w:t xml:space="preserve"> </w:t>
